--- a/worlds/ondina-vasquell/phase-3-build-task-artifacts/world-files/admission_hp_05162026.docx
+++ b/worlds/ondina-vasquell/phase-3-build-task-artifacts/world-files/admission_hp_05162026.docx
@@ -6,6 +6,14 @@
       <w:tblPr>
         <w:tblW w:type="auto" w:w="0"/>
         <w:tblLook w:firstColumn="1" w:firstRow="1" w:lastColumn="0" w:lastRow="0" w:noHBand="0" w:noVBand="1" w:val="04A0"/>
+        <w:tblBorders>
+          <w:top w:val="none"/>
+          <w:left w:val="none"/>
+          <w:bottom w:val="none"/>
+          <w:right w:val="none"/>
+          <w:insideH w:val="none"/>
+          <w:insideV w:val="none"/>
+        </w:tblBorders>
       </w:tblPr>
       <w:tblGrid>
         <w:gridCol w:w="5184"/>
@@ -21,7 +29,8 @@
               <w:rPr>
                 <w:rFonts w:ascii="Arial" w:hAnsi="Arial"/>
                 <w:b/>
-                <w:color w:val="000000"/>
+                <w:i w:val="0"/>
+                <w:color w:val="1F3864"/>
                 <w:sz w:val="22"/>
               </w:rPr>
               <w:t>Harbor Crest Regional Medical Center</w:t>
@@ -39,27 +48,57 @@
             <w:r>
               <w:rPr>
                 <w:rFonts w:ascii="Arial" w:hAnsi="Arial"/>
-                <w:color w:val="595959"/>
-                <w:sz w:val="15"/>
+                <w:b/>
+                <w:i w:val="0"/>
+                <w:color w:val="4472C4"/>
+                <w:sz w:val="17"/>
               </w:rPr>
-              <w:t>Confidential - Filed 05/16/2026</w:t>
+              <w:t>Confidential</w:t>
             </w:r>
           </w:p>
         </w:tc>
       </w:tr>
     </w:tbl>
-    <w:p/>
     <w:tbl>
       <w:tblPr>
         <w:tblW w:type="auto" w:w="0"/>
         <w:tblLook w:firstColumn="1" w:firstRow="1" w:lastColumn="0" w:lastRow="0" w:noHBand="0" w:noVBand="1" w:val="04A0"/>
         <w:tblBorders>
-          <w:top w:val="single" w:sz="4" w:space="0" w:color="BFBFBF"/>
-          <w:left w:val="single" w:sz="4" w:space="0" w:color="BFBFBF"/>
-          <w:bottom w:val="single" w:sz="4" w:space="0" w:color="BFBFBF"/>
-          <w:right w:val="single" w:sz="4" w:space="0" w:color="BFBFBF"/>
-          <w:insideH w:val="single" w:sz="4" w:space="0" w:color="BFBFBF"/>
-          <w:insideV w:val="single" w:sz="4" w:space="0" w:color="BFBFBF"/>
+          <w:top w:val="none"/>
+          <w:left w:val="none"/>
+          <w:bottom w:val="none"/>
+          <w:right w:val="none"/>
+          <w:insideH w:val="none"/>
+          <w:insideV w:val="none"/>
+        </w:tblBorders>
+      </w:tblPr>
+      <w:tblGrid>
+        <w:gridCol w:w="10368"/>
+      </w:tblGrid>
+      <w:tr>
+        <w:trPr>
+          <w:trHeight w:val="40"/>
+        </w:trPr>
+        <w:tc>
+          <w:tcPr>
+            <w:tcW w:type="dxa" w:w="10368"/>
+            <w:shd w:val="clear" w:fill="4472C4"/>
+          </w:tcPr>
+          <w:p/>
+        </w:tc>
+      </w:tr>
+    </w:tbl>
+    <w:tbl>
+      <w:tblPr>
+        <w:tblW w:type="auto" w:w="0"/>
+        <w:tblLook w:firstColumn="1" w:firstRow="1" w:lastColumn="0" w:lastRow="0" w:noHBand="0" w:noVBand="1" w:val="04A0"/>
+        <w:tblBorders>
+          <w:top w:val="single" w:sz="4" w:color="C9D4EA"/>
+          <w:left w:val="single" w:sz="4" w:color="C9D4EA"/>
+          <w:bottom w:val="single" w:sz="4" w:color="C9D4EA"/>
+          <w:right w:val="single" w:sz="4" w:color="C9D4EA"/>
+          <w:insideH w:val="single" w:sz="4" w:color="C9D4EA"/>
+          <w:insideV w:val="single" w:sz="4" w:color="C9D4EA"/>
         </w:tblBorders>
       </w:tblPr>
       <w:tblGrid>
@@ -71,28 +110,51 @@
       <w:tr>
         <w:tc>
           <w:tcPr>
-            <w:tcW w:type="dxa" w:w="10368"/>
-            <w:gridSpan w:val="4"/>
-            <w:shd w:val="clear" w:color="auto" w:fill="EAEAEA"/>
+            <w:tcW w:type="dxa" w:w="7776"/>
+            <w:gridSpan w:val="3"/>
+            <w:shd w:val="clear" w:fill="4472C4"/>
           </w:tcPr>
           <w:p>
             <w:r>
               <w:rPr>
                 <w:rFonts w:ascii="Arial" w:hAnsi="Arial"/>
                 <w:b/>
-                <w:color w:val="000000"/>
-                <w:sz w:val="22"/>
+                <w:i w:val="0"/>
+                <w:color w:val="FFFFFF"/>
+                <w:sz w:val="26"/>
               </w:rPr>
-              <w:t>Ondina Vasquell</w:t>
+              <w:t xml:space="preserve">  Ondina Vasquell</w:t>
             </w:r>
             <w:r>
               <w:rPr>
                 <w:rFonts w:ascii="Arial" w:hAnsi="Arial"/>
-                <w:b/>
-                <w:color w:val="000000"/>
+                <w:b w:val="0"/>
+                <w:i w:val="0"/>
+                <w:color w:val="FFFFFF"/>
                 <w:sz w:val="18"/>
               </w:rPr>
-              <w:t xml:space="preserve">      MRN OV-3358104</w:t>
+              <w:t xml:space="preserve">    68 y  |  Female  |  DOB 03/14/1958</w:t>
+            </w:r>
+          </w:p>
+        </w:tc>
+        <w:tc>
+          <w:tcPr>
+            <w:tcW w:type="dxa" w:w="2592"/>
+            <w:shd w:val="clear" w:fill="4472C4"/>
+          </w:tcPr>
+          <w:p>
+            <w:pPr>
+              <w:jc w:val="right"/>
+            </w:pPr>
+            <w:r>
+              <w:rPr>
+                <w:rFonts w:ascii="Arial" w:hAnsi="Arial"/>
+                <w:b/>
+                <w:i w:val="0"/>
+                <w:color w:val="FFFFFF"/>
+                <w:sz w:val="20"/>
+              </w:rPr>
+              <w:t xml:space="preserve">MRN OV-3358104  </w:t>
             </w:r>
           </w:p>
         </w:tc>
@@ -101,406 +163,116 @@
         <w:tc>
           <w:tcPr>
             <w:tcW w:type="dxa" w:w="2592"/>
-            <w:shd w:val="clear" w:color="auto" w:fill="EAEAEA"/>
+            <w:shd w:val="clear" w:fill="EDF2FA"/>
           </w:tcPr>
           <w:p>
             <w:r>
               <w:rPr>
                 <w:rFonts w:ascii="Arial" w:hAnsi="Arial"/>
                 <w:b/>
-                <w:color w:val="595959"/>
+                <w:i w:val="0"/>
+                <w:color w:val="5E6670"/>
+                <w:sz w:val="14"/>
+              </w:rPr>
+              <w:t>Date of Service</w:t>
+              <w:br/>
+            </w:r>
+            <w:r>
+              <w:rPr>
+                <w:rFonts w:ascii="Arial" w:hAnsi="Arial"/>
+                <w:b w:val="0"/>
+                <w:i w:val="0"/>
+                <w:color w:val="232830"/>
                 <w:sz w:val="16"/>
               </w:rPr>
-              <w:t>DOB</w:t>
+              <w:t>05/16/2026</w:t>
             </w:r>
           </w:p>
         </w:tc>
         <w:tc>
           <w:tcPr>
             <w:tcW w:type="dxa" w:w="2592"/>
-            <w:shd w:val="clear" w:color="auto" w:fill="EAEAEA"/>
+            <w:shd w:val="clear" w:fill="EDF2FA"/>
           </w:tcPr>
           <w:p>
             <w:r>
               <w:rPr>
                 <w:rFonts w:ascii="Arial" w:hAnsi="Arial"/>
-                <w:color w:val="000000"/>
-                <w:sz w:val="18"/>
+                <w:b/>
+                <w:i w:val="0"/>
+                <w:color w:val="5E6670"/>
+                <w:sz w:val="14"/>
               </w:rPr>
-              <w:t>03/14/1958 (68 yo)</w:t>
+              <w:t>Author</w:t>
+              <w:br/>
+            </w:r>
+            <w:r>
+              <w:rPr>
+                <w:rFonts w:ascii="Arial" w:hAnsi="Arial"/>
+                <w:b w:val="0"/>
+                <w:i w:val="0"/>
+                <w:color w:val="232830"/>
+                <w:sz w:val="16"/>
+              </w:rPr>
+              <w:t>Tobias Renquist, MD (PGY-2)</w:t>
             </w:r>
           </w:p>
         </w:tc>
         <w:tc>
           <w:tcPr>
             <w:tcW w:type="dxa" w:w="2592"/>
-            <w:shd w:val="clear" w:color="auto" w:fill="EAEAEA"/>
+            <w:shd w:val="clear" w:fill="EDF2FA"/>
           </w:tcPr>
           <w:p>
             <w:r>
               <w:rPr>
                 <w:rFonts w:ascii="Arial" w:hAnsi="Arial"/>
                 <w:b/>
-                <w:color w:val="595959"/>
+                <w:i w:val="0"/>
+                <w:color w:val="5E6670"/>
+                <w:sz w:val="14"/>
+              </w:rPr>
+              <w:t>Allergies</w:t>
+              <w:br/>
+            </w:r>
+            <w:r>
+              <w:rPr>
+                <w:rFonts w:ascii="Arial" w:hAnsi="Arial"/>
+                <w:b w:val="0"/>
+                <w:i w:val="0"/>
+                <w:color w:val="232830"/>
                 <w:sz w:val="16"/>
               </w:rPr>
-              <w:t>Sex</w:t>
+              <w:t>Sulfa (sulfonamide antibiotics) - rash</w:t>
             </w:r>
           </w:p>
         </w:tc>
         <w:tc>
           <w:tcPr>
             <w:tcW w:type="dxa" w:w="2592"/>
-            <w:shd w:val="clear" w:color="auto" w:fill="EAEAEA"/>
-          </w:tcPr>
-          <w:p>
-            <w:r>
-              <w:rPr>
-                <w:rFonts w:ascii="Arial" w:hAnsi="Arial"/>
-                <w:color w:val="000000"/>
-                <w:sz w:val="18"/>
-              </w:rPr>
-              <w:t>Female</w:t>
-            </w:r>
-          </w:p>
-        </w:tc>
-      </w:tr>
-      <w:tr>
-        <w:tc>
-          <w:tcPr>
-            <w:tcW w:type="dxa" w:w="2592"/>
-            <w:shd w:val="clear" w:color="auto" w:fill="EAEAEA"/>
+            <w:shd w:val="clear" w:fill="EDF2FA"/>
           </w:tcPr>
           <w:p>
             <w:r>
               <w:rPr>
                 <w:rFonts w:ascii="Arial" w:hAnsi="Arial"/>
                 <w:b/>
-                <w:color w:val="595959"/>
-                <w:sz w:val="16"/>
+                <w:i w:val="0"/>
+                <w:color w:val="5E6670"/>
+                <w:sz w:val="14"/>
               </w:rPr>
-              <w:t>Code Status</w:t>
+              <w:t>Document</w:t>
+              <w:br/>
             </w:r>
-          </w:p>
-        </w:tc>
-        <w:tc>
-          <w:tcPr>
-            <w:tcW w:type="dxa" w:w="2592"/>
-            <w:shd w:val="clear" w:color="auto" w:fill="EAEAEA"/>
-          </w:tcPr>
-          <w:p>
             <w:r>
               <w:rPr>
                 <w:rFonts w:ascii="Arial" w:hAnsi="Arial"/>
-                <w:color w:val="000000"/>
-                <w:sz w:val="18"/>
-              </w:rPr>
-              <w:t>Full Code</w:t>
-            </w:r>
-          </w:p>
-        </w:tc>
-        <w:tc>
-          <w:tcPr>
-            <w:tcW w:type="dxa" w:w="2592"/>
-            <w:shd w:val="clear" w:color="auto" w:fill="EAEAEA"/>
-          </w:tcPr>
-          <w:p>
-            <w:r>
-              <w:rPr>
-                <w:rFonts w:ascii="Arial" w:hAnsi="Arial"/>
-                <w:b/>
-                <w:color w:val="595959"/>
+                <w:b w:val="0"/>
+                <w:i w:val="0"/>
+                <w:color w:val="232830"/>
                 <w:sz w:val="16"/>
               </w:rPr>
-              <w:t>Allergies</w:t>
-            </w:r>
-          </w:p>
-        </w:tc>
-        <w:tc>
-          <w:tcPr>
-            <w:tcW w:type="dxa" w:w="2592"/>
-            <w:shd w:val="clear" w:color="auto" w:fill="EAEAEA"/>
-          </w:tcPr>
-          <w:p>
-            <w:r>
-              <w:rPr>
-                <w:rFonts w:ascii="Arial" w:hAnsi="Arial"/>
-                <w:color w:val="000000"/>
-                <w:sz w:val="18"/>
-              </w:rPr>
-              <w:t>Sulfa (sulfonamide antibiotics) - rash</w:t>
-            </w:r>
-          </w:p>
-        </w:tc>
-      </w:tr>
-      <w:tr>
-        <w:tc>
-          <w:tcPr>
-            <w:tcW w:type="dxa" w:w="2592"/>
-            <w:shd w:val="clear" w:color="auto" w:fill="EAEAEA"/>
-          </w:tcPr>
-          <w:p>
-            <w:r>
-              <w:rPr>
-                <w:rFonts w:ascii="Arial" w:hAnsi="Arial"/>
-                <w:b/>
-                <w:color w:val="595959"/>
-                <w:sz w:val="16"/>
-              </w:rPr>
-              <w:t>CSN</w:t>
-            </w:r>
-          </w:p>
-        </w:tc>
-        <w:tc>
-          <w:tcPr>
-            <w:tcW w:type="dxa" w:w="2592"/>
-            <w:shd w:val="clear" w:color="auto" w:fill="EAEAEA"/>
-          </w:tcPr>
-          <w:p>
-            <w:r>
-              <w:rPr>
-                <w:rFonts w:ascii="Arial" w:hAnsi="Arial"/>
-                <w:color w:val="000000"/>
-                <w:sz w:val="18"/>
-              </w:rPr>
-              <w:t>CSN-308852140</w:t>
-            </w:r>
-          </w:p>
-        </w:tc>
-        <w:tc>
-          <w:tcPr>
-            <w:tcW w:type="dxa" w:w="2592"/>
-            <w:shd w:val="clear" w:color="auto" w:fill="EAEAEA"/>
-          </w:tcPr>
-          <w:p>
-            <w:r>
-              <w:rPr>
-                <w:rFonts w:ascii="Arial" w:hAnsi="Arial"/>
-                <w:b/>
-                <w:color w:val="595959"/>
-                <w:sz w:val="16"/>
-              </w:rPr>
-              <w:t>Admit</w:t>
-            </w:r>
-          </w:p>
-        </w:tc>
-        <w:tc>
-          <w:tcPr>
-            <w:tcW w:type="dxa" w:w="2592"/>
-            <w:shd w:val="clear" w:color="auto" w:fill="EAEAEA"/>
-          </w:tcPr>
-          <w:p>
-            <w:r>
-              <w:rPr>
-                <w:rFonts w:ascii="Arial" w:hAnsi="Arial"/>
-                <w:color w:val="000000"/>
-                <w:sz w:val="18"/>
-              </w:rPr>
-              <w:t>05/16/2026</w:t>
-            </w:r>
-          </w:p>
-        </w:tc>
-      </w:tr>
-      <w:tr>
-        <w:tc>
-          <w:tcPr>
-            <w:tcW w:type="dxa" w:w="2592"/>
-            <w:shd w:val="clear" w:color="auto" w:fill="EAEAEA"/>
-          </w:tcPr>
-          <w:p>
-            <w:r>
-              <w:rPr>
-                <w:rFonts w:ascii="Arial" w:hAnsi="Arial"/>
-                <w:b/>
-                <w:color w:val="595959"/>
-                <w:sz w:val="16"/>
-              </w:rPr>
-              <w:t>Hospital Day</w:t>
-            </w:r>
-          </w:p>
-        </w:tc>
-        <w:tc>
-          <w:tcPr>
-            <w:tcW w:type="dxa" w:w="2592"/>
-            <w:shd w:val="clear" w:color="auto" w:fill="EAEAEA"/>
-          </w:tcPr>
-          <w:p>
-            <w:r>
-              <w:rPr>
-                <w:rFonts w:ascii="Arial" w:hAnsi="Arial"/>
-                <w:color w:val="000000"/>
-                <w:sz w:val="18"/>
-              </w:rPr>
-              <w:t>HD1</w:t>
-            </w:r>
-          </w:p>
-        </w:tc>
-        <w:tc>
-          <w:tcPr>
-            <w:tcW w:type="dxa" w:w="2592"/>
-            <w:shd w:val="clear" w:color="auto" w:fill="EAEAEA"/>
-          </w:tcPr>
-          <w:p>
-            <w:r>
-              <w:rPr>
-                <w:rFonts w:ascii="Arial" w:hAnsi="Arial"/>
-                <w:b/>
-                <w:color w:val="595959"/>
-                <w:sz w:val="16"/>
-              </w:rPr>
-              <w:t>Attending</w:t>
-            </w:r>
-          </w:p>
-        </w:tc>
-        <w:tc>
-          <w:tcPr>
-            <w:tcW w:type="dxa" w:w="2592"/>
-            <w:shd w:val="clear" w:color="auto" w:fill="EAEAEA"/>
-          </w:tcPr>
-          <w:p>
-            <w:r>
-              <w:rPr>
-                <w:rFonts w:ascii="Arial" w:hAnsi="Arial"/>
-                <w:color w:val="000000"/>
-                <w:sz w:val="18"/>
-              </w:rPr>
-              <w:t>Marisol Everet, MD</w:t>
-            </w:r>
-          </w:p>
-        </w:tc>
-      </w:tr>
-      <w:tr>
-        <w:tc>
-          <w:tcPr>
-            <w:tcW w:type="dxa" w:w="2592"/>
-            <w:shd w:val="clear" w:color="auto" w:fill="EAEAEA"/>
-          </w:tcPr>
-          <w:p>
-            <w:r>
-              <w:rPr>
-                <w:rFonts w:ascii="Arial" w:hAnsi="Arial"/>
-                <w:b/>
-                <w:color w:val="595959"/>
-                <w:sz w:val="16"/>
-              </w:rPr>
-              <w:t>Location</w:t>
-            </w:r>
-          </w:p>
-        </w:tc>
-        <w:tc>
-          <w:tcPr>
-            <w:tcW w:type="dxa" w:w="2592"/>
-            <w:shd w:val="clear" w:color="auto" w:fill="EAEAEA"/>
-          </w:tcPr>
-          <w:p>
-            <w:r>
-              <w:rPr>
-                <w:rFonts w:ascii="Arial" w:hAnsi="Arial"/>
-                <w:color w:val="000000"/>
-                <w:sz w:val="18"/>
-              </w:rPr>
-              <w:t>6 South Medicine - 6S-214</w:t>
-            </w:r>
-          </w:p>
-        </w:tc>
-        <w:tc>
-          <w:tcPr>
-            <w:tcW w:type="dxa" w:w="2592"/>
-            <w:shd w:val="clear" w:color="auto" w:fill="EAEAEA"/>
-          </w:tcPr>
-          <w:p>
-            <w:r>
-              <w:rPr>
-                <w:rFonts w:ascii="Arial" w:hAnsi="Arial"/>
-                <w:b/>
-                <w:color w:val="595959"/>
-                <w:sz w:val="16"/>
-              </w:rPr>
-              <w:t>Service</w:t>
-            </w:r>
-          </w:p>
-        </w:tc>
-        <w:tc>
-          <w:tcPr>
-            <w:tcW w:type="dxa" w:w="2592"/>
-            <w:shd w:val="clear" w:color="auto" w:fill="EAEAEA"/>
-          </w:tcPr>
-          <w:p>
-            <w:r>
-              <w:rPr>
-                <w:rFonts w:ascii="Arial" w:hAnsi="Arial"/>
-                <w:color w:val="000000"/>
-                <w:sz w:val="18"/>
-              </w:rPr>
-              <w:t>Hospital Medicine</w:t>
-            </w:r>
-          </w:p>
-        </w:tc>
-      </w:tr>
-      <w:tr>
-        <w:tc>
-          <w:tcPr>
-            <w:tcW w:type="dxa" w:w="2592"/>
-            <w:shd w:val="clear" w:color="auto" w:fill="EAEAEA"/>
-          </w:tcPr>
-          <w:p>
-            <w:r>
-              <w:rPr>
-                <w:rFonts w:ascii="Arial" w:hAnsi="Arial"/>
-                <w:b/>
-                <w:color w:val="595959"/>
-                <w:sz w:val="16"/>
-              </w:rPr>
-              <w:t>Language</w:t>
-            </w:r>
-          </w:p>
-        </w:tc>
-        <w:tc>
-          <w:tcPr>
-            <w:tcW w:type="dxa" w:w="2592"/>
-            <w:shd w:val="clear" w:color="auto" w:fill="EAEAEA"/>
-          </w:tcPr>
-          <w:p>
-            <w:r>
-              <w:rPr>
-                <w:rFonts w:ascii="Arial" w:hAnsi="Arial"/>
-                <w:color w:val="000000"/>
-                <w:sz w:val="18"/>
-              </w:rPr>
-              <w:t>Spanish preferred (interpreter used)</w:t>
-            </w:r>
-          </w:p>
-        </w:tc>
-        <w:tc>
-          <w:tcPr>
-            <w:tcW w:type="dxa" w:w="2592"/>
-            <w:shd w:val="clear" w:color="auto" w:fill="EAEAEA"/>
-          </w:tcPr>
-          <w:p>
-            <w:r>
-              <w:rPr>
-                <w:rFonts w:ascii="Arial" w:hAnsi="Arial"/>
-                <w:b/>
-                <w:color w:val="595959"/>
-                <w:sz w:val="16"/>
-              </w:rPr>
-              <w:t>Date of Service</w:t>
-            </w:r>
-          </w:p>
-        </w:tc>
-        <w:tc>
-          <w:tcPr>
-            <w:tcW w:type="dxa" w:w="2592"/>
-            <w:shd w:val="clear" w:color="auto" w:fill="EAEAEA"/>
-          </w:tcPr>
-          <w:p>
-            <w:r>
-              <w:rPr>
-                <w:rFonts w:ascii="Arial" w:hAnsi="Arial"/>
-                <w:color w:val="000000"/>
-                <w:sz w:val="18"/>
-              </w:rPr>
-              <w:t>05/16/2026</w:t>
+              <w:t>HISTORY AND PHYSICAL</w:t>
             </w:r>
           </w:p>
         </w:tc>
@@ -512,8 +284,9 @@
         <w:rPr>
           <w:rFonts w:ascii="Arial" w:hAnsi="Arial"/>
           <w:b/>
-          <w:color w:val="000000"/>
-          <w:sz w:val="24"/>
+          <w:i w:val="0"/>
+          <w:color w:val="1F3864"/>
+          <w:sz w:val="28"/>
         </w:rPr>
         <w:t>HISTORY AND PHYSICAL</w:t>
       </w:r>
@@ -522,24 +295,265 @@
       <w:r>
         <w:rPr>
           <w:rFonts w:ascii="Arial" w:hAnsi="Arial"/>
-          <w:color w:val="595959"/>
-          <w:sz w:val="17"/>
+          <w:b w:val="0"/>
+          <w:i w:val="0"/>
+          <w:color w:val="5E6670"/>
+          <w:sz w:val="16"/>
         </w:rPr>
         <w:t>Author: Tobias Renquist, MD (PGY-2) | Cosign: Marisol Everet, MD | Service: Hospital Medicine | Date of Service: 05/16/2026 1130 | Status: Signed</w:t>
       </w:r>
     </w:p>
-    <w:p/>
     <w:p>
       <w:pPr>
+        <w:spacing w:before="180" w:after="60"/>
         <w:pBdr>
-          <w:bottom w:val="single" w:sz="4" w:space="1" w:color="BFBFBF"/>
+          <w:bottom w:val="single" w:sz="6" w:color="C9D4EA" w:space="2"/>
         </w:pBdr>
       </w:pPr>
       <w:r>
         <w:rPr>
           <w:rFonts w:ascii="Arial" w:hAnsi="Arial"/>
           <w:b/>
-          <w:color w:val="000000"/>
+          <w:i w:val="0"/>
+          <w:color w:val="4472C4"/>
+          <w:sz w:val="20"/>
+        </w:rPr>
+        <w:t>PATIENT / ENCOUNTER</w:t>
+      </w:r>
+    </w:p>
+    <w:p>
+      <w:r>
+        <w:rPr>
+          <w:rFonts w:ascii="Arial" w:hAnsi="Arial"/>
+          <w:b/>
+          <w:i w:val="0"/>
+          <w:color w:val="232830"/>
+          <w:sz w:val="18"/>
+        </w:rPr>
+        <w:t xml:space="preserve">Patient: </w:t>
+      </w:r>
+      <w:r>
+        <w:rPr>
+          <w:rFonts w:ascii="Arial" w:hAnsi="Arial"/>
+          <w:b w:val="0"/>
+          <w:i w:val="0"/>
+          <w:color w:val="232830"/>
+          <w:sz w:val="18"/>
+        </w:rPr>
+        <w:t>Ondina Vasquell, 68 y</w:t>
+      </w:r>
+    </w:p>
+    <w:p>
+      <w:r>
+        <w:rPr>
+          <w:rFonts w:ascii="Arial" w:hAnsi="Arial"/>
+          <w:b/>
+          <w:i w:val="0"/>
+          <w:color w:val="232830"/>
+          <w:sz w:val="18"/>
+        </w:rPr>
+        <w:t xml:space="preserve">Sex / DOB: </w:t>
+      </w:r>
+      <w:r>
+        <w:rPr>
+          <w:rFonts w:ascii="Arial" w:hAnsi="Arial"/>
+          <w:b w:val="0"/>
+          <w:i w:val="0"/>
+          <w:color w:val="232830"/>
+          <w:sz w:val="18"/>
+        </w:rPr>
+        <w:t>Female / 03/14/1958</w:t>
+      </w:r>
+    </w:p>
+    <w:p>
+      <w:r>
+        <w:rPr>
+          <w:rFonts w:ascii="Arial" w:hAnsi="Arial"/>
+          <w:b/>
+          <w:i w:val="0"/>
+          <w:color w:val="232830"/>
+          <w:sz w:val="18"/>
+        </w:rPr>
+        <w:t xml:space="preserve">MRN / FIN: </w:t>
+      </w:r>
+      <w:r>
+        <w:rPr>
+          <w:rFonts w:ascii="Arial" w:hAnsi="Arial"/>
+          <w:b w:val="0"/>
+          <w:i w:val="0"/>
+          <w:color w:val="232830"/>
+          <w:sz w:val="18"/>
+        </w:rPr>
+        <w:t>OV-3358104 / FIN-2207733</w:t>
+      </w:r>
+    </w:p>
+    <w:p>
+      <w:r>
+        <w:rPr>
+          <w:rFonts w:ascii="Arial" w:hAnsi="Arial"/>
+          <w:b/>
+          <w:i w:val="0"/>
+          <w:color w:val="232830"/>
+          <w:sz w:val="18"/>
+        </w:rPr>
+        <w:t xml:space="preserve">Unit / Room: </w:t>
+      </w:r>
+      <w:r>
+        <w:rPr>
+          <w:rFonts w:ascii="Arial" w:hAnsi="Arial"/>
+          <w:b w:val="0"/>
+          <w:i w:val="0"/>
+          <w:color w:val="232830"/>
+          <w:sz w:val="18"/>
+        </w:rPr>
+        <w:t>6 South Medicine / 6S-214</w:t>
+      </w:r>
+    </w:p>
+    <w:p>
+      <w:r>
+        <w:rPr>
+          <w:rFonts w:ascii="Arial" w:hAnsi="Arial"/>
+          <w:b/>
+          <w:i w:val="0"/>
+          <w:color w:val="232830"/>
+          <w:sz w:val="18"/>
+        </w:rPr>
+        <w:t xml:space="preserve">Code Status: </w:t>
+      </w:r>
+      <w:r>
+        <w:rPr>
+          <w:rFonts w:ascii="Arial" w:hAnsi="Arial"/>
+          <w:b w:val="0"/>
+          <w:i w:val="0"/>
+          <w:color w:val="232830"/>
+          <w:sz w:val="18"/>
+        </w:rPr>
+        <w:t>Full Code</w:t>
+      </w:r>
+    </w:p>
+    <w:p>
+      <w:r>
+        <w:rPr>
+          <w:rFonts w:ascii="Arial" w:hAnsi="Arial"/>
+          <w:b/>
+          <w:i w:val="0"/>
+          <w:color w:val="232830"/>
+          <w:sz w:val="18"/>
+        </w:rPr>
+        <w:t xml:space="preserve">Allergies: </w:t>
+      </w:r>
+      <w:r>
+        <w:rPr>
+          <w:rFonts w:ascii="Arial" w:hAnsi="Arial"/>
+          <w:b w:val="0"/>
+          <w:i w:val="0"/>
+          <w:color w:val="232830"/>
+          <w:sz w:val="18"/>
+        </w:rPr>
+        <w:t>Sulfa (sulfonamide antibiotics) - rash</w:t>
+      </w:r>
+    </w:p>
+    <w:p>
+      <w:r>
+        <w:rPr>
+          <w:rFonts w:ascii="Arial" w:hAnsi="Arial"/>
+          <w:b/>
+          <w:i w:val="0"/>
+          <w:color w:val="232830"/>
+          <w:sz w:val="18"/>
+        </w:rPr>
+        <w:t xml:space="preserve">Attending: </w:t>
+      </w:r>
+      <w:r>
+        <w:rPr>
+          <w:rFonts w:ascii="Arial" w:hAnsi="Arial"/>
+          <w:b w:val="0"/>
+          <w:i w:val="0"/>
+          <w:color w:val="232830"/>
+          <w:sz w:val="18"/>
+        </w:rPr>
+        <w:t>Marisol Everet, MD</w:t>
+      </w:r>
+    </w:p>
+    <w:p>
+      <w:r>
+        <w:rPr>
+          <w:rFonts w:ascii="Arial" w:hAnsi="Arial"/>
+          <w:b/>
+          <w:i w:val="0"/>
+          <w:color w:val="232830"/>
+          <w:sz w:val="18"/>
+        </w:rPr>
+        <w:t xml:space="preserve">Service: </w:t>
+      </w:r>
+      <w:r>
+        <w:rPr>
+          <w:rFonts w:ascii="Arial" w:hAnsi="Arial"/>
+          <w:b w:val="0"/>
+          <w:i w:val="0"/>
+          <w:color w:val="232830"/>
+          <w:sz w:val="18"/>
+        </w:rPr>
+        <w:t>Hospital Medicine</w:t>
+      </w:r>
+    </w:p>
+    <w:p>
+      <w:r>
+        <w:rPr>
+          <w:rFonts w:ascii="Arial" w:hAnsi="Arial"/>
+          <w:b/>
+          <w:i w:val="0"/>
+          <w:color w:val="232830"/>
+          <w:sz w:val="18"/>
+        </w:rPr>
+        <w:t xml:space="preserve">Date of Service: </w:t>
+      </w:r>
+      <w:r>
+        <w:rPr>
+          <w:rFonts w:ascii="Arial" w:hAnsi="Arial"/>
+          <w:b w:val="0"/>
+          <w:i w:val="0"/>
+          <w:color w:val="232830"/>
+          <w:sz w:val="18"/>
+        </w:rPr>
+        <w:t>05/16/2026</w:t>
+      </w:r>
+    </w:p>
+    <w:p>
+      <w:r>
+        <w:rPr>
+          <w:rFonts w:ascii="Arial" w:hAnsi="Arial"/>
+          <w:b/>
+          <w:i w:val="0"/>
+          <w:color w:val="232830"/>
+          <w:sz w:val="18"/>
+        </w:rPr>
+        <w:t xml:space="preserve">Language: </w:t>
+      </w:r>
+      <w:r>
+        <w:rPr>
+          <w:rFonts w:ascii="Arial" w:hAnsi="Arial"/>
+          <w:b w:val="0"/>
+          <w:i w:val="0"/>
+          <w:color w:val="232830"/>
+          <w:sz w:val="18"/>
+        </w:rPr>
+        <w:t>Spanish preferred (interpreter used)</w:t>
+      </w:r>
+    </w:p>
+    <w:p>
+      <w:pPr>
+        <w:spacing w:before="180" w:after="60"/>
+        <w:pBdr>
+          <w:bottom w:val="single" w:sz="6" w:color="C9D4EA" w:space="2"/>
+        </w:pBdr>
+      </w:pPr>
+      <w:r>
+        <w:rPr>
+          <w:rFonts w:ascii="Arial" w:hAnsi="Arial"/>
+          <w:b/>
+          <w:i w:val="0"/>
+          <w:color w:val="4472C4"/>
           <w:sz w:val="20"/>
         </w:rPr>
         <w:t>REASON FOR ADMISSION</w:t>
@@ -549,7 +563,9 @@
       <w:r>
         <w:rPr>
           <w:rFonts w:ascii="Arial" w:hAnsi="Arial"/>
-          <w:color w:val="000000"/>
+          <w:b w:val="0"/>
+          <w:i w:val="0"/>
+          <w:color w:val="232830"/>
           <w:sz w:val="19"/>
         </w:rPr>
         <w:t>Limb-threatening left diabetic foot infection with acute kidney injury on chronic kidney disease stage 3b.</w:t>
@@ -557,15 +573,17 @@
     </w:p>
     <w:p>
       <w:pPr>
+        <w:spacing w:before="180" w:after="60"/>
         <w:pBdr>
-          <w:bottom w:val="single" w:sz="4" w:space="1" w:color="BFBFBF"/>
+          <w:bottom w:val="single" w:sz="6" w:color="C9D4EA" w:space="2"/>
         </w:pBdr>
       </w:pPr>
       <w:r>
         <w:rPr>
           <w:rFonts w:ascii="Arial" w:hAnsi="Arial"/>
           <w:b/>
-          <w:color w:val="000000"/>
+          <w:i w:val="0"/>
+          <w:color w:val="4472C4"/>
           <w:sz w:val="20"/>
         </w:rPr>
         <w:t>HISTORY OF PRESENT ILLNESS</w:t>
@@ -575,7 +593,9 @@
       <w:r>
         <w:rPr>
           <w:rFonts w:ascii="Arial" w:hAnsi="Arial"/>
-          <w:color w:val="000000"/>
+          <w:b w:val="0"/>
+          <w:i w:val="0"/>
+          <w:color w:val="232830"/>
           <w:sz w:val="19"/>
         </w:rPr>
         <w:t>Ondina Vasquell is a 68-year-old Spanish-preferred woman with insulin-treated type 2 diabetes, CKD stage 3b, peripheral arterial disease, diabetic neuropathy, HFpEF, and obesity, admitted from the Emergency Department for a worsening left forefoot ulcer with drainage and surrounding cellulitis. The ulcer began in late April and progressed over about three weeks. History is taken through her daughter and the interpreter; the patient is conversational but defers timing details and is not a fully reliable historian on the wound course.</w:t>
@@ -585,7 +605,9 @@
       <w:r>
         <w:rPr>
           <w:rFonts w:ascii="Arial" w:hAnsi="Arial"/>
-          <w:color w:val="000000"/>
+          <w:b w:val="0"/>
+          <w:i w:val="0"/>
+          <w:color w:val="232830"/>
           <w:sz w:val="19"/>
         </w:rPr>
         <w:t>She denies self-measured fever, rest pain in the foot, chest pain, orthopnea worse than her baseline, and recent foot trauma. She has reduced protective sensation at baseline and reports she could not feel the wound deteriorate.</w:t>
@@ -593,15 +615,17 @@
     </w:p>
     <w:p>
       <w:pPr>
+        <w:spacing w:before="180" w:after="60"/>
         <w:pBdr>
-          <w:bottom w:val="single" w:sz="4" w:space="1" w:color="BFBFBF"/>
+          <w:bottom w:val="single" w:sz="6" w:color="C9D4EA" w:space="2"/>
         </w:pBdr>
       </w:pPr>
       <w:r>
         <w:rPr>
           <w:rFonts w:ascii="Arial" w:hAnsi="Arial"/>
           <w:b/>
-          <w:color w:val="000000"/>
+          <w:i w:val="0"/>
+          <w:color w:val="4472C4"/>
           <w:sz w:val="20"/>
         </w:rPr>
         <w:t>BASELINE FUNCTIONAL STATUS</w:t>
@@ -611,7 +635,9 @@
       <w:r>
         <w:rPr>
           <w:rFonts w:ascii="Arial" w:hAnsi="Arial"/>
-          <w:color w:val="000000"/>
+          <w:b w:val="0"/>
+          <w:i w:val="0"/>
+          <w:color w:val="232830"/>
           <w:sz w:val="19"/>
         </w:rPr>
         <w:t>Lives alone in a second-floor walk-up apartment with interior stairs. Widowed. Adult daughter, who works night shifts, is the primary but partial caregiver. Independent in basic activities of daily living at baseline; ambulates without a device but with reduced endurance from neuropathy and knee osteoarthritis.</w:t>
@@ -619,15 +645,17 @@
     </w:p>
     <w:p>
       <w:pPr>
+        <w:spacing w:before="180" w:after="60"/>
         <w:pBdr>
-          <w:bottom w:val="single" w:sz="4" w:space="1" w:color="BFBFBF"/>
+          <w:bottom w:val="single" w:sz="6" w:color="C9D4EA" w:space="2"/>
         </w:pBdr>
       </w:pPr>
       <w:r>
         <w:rPr>
           <w:rFonts w:ascii="Arial" w:hAnsi="Arial"/>
           <w:b/>
-          <w:color w:val="000000"/>
+          <w:i w:val="0"/>
+          <w:color w:val="4472C4"/>
           <w:sz w:val="20"/>
         </w:rPr>
         <w:t>PAST MEDICAL HISTORY</w:t>
@@ -636,11 +664,14 @@
     <w:p>
       <w:pPr>
         <w:pStyle w:val="ListBullet"/>
+        <w:spacing w:after="30"/>
       </w:pPr>
       <w:r>
         <w:rPr>
           <w:rFonts w:ascii="Arial" w:hAnsi="Arial"/>
-          <w:color w:val="000000"/>
+          <w:b w:val="0"/>
+          <w:i w:val="0"/>
+          <w:color w:val="232830"/>
           <w:sz w:val="19"/>
         </w:rPr>
         <w:t>Type 2 diabetes mellitus, insulin-treated, last A1c 8.6 percent</w:t>
@@ -649,11 +680,14 @@
     <w:p>
       <w:pPr>
         <w:pStyle w:val="ListBullet"/>
+        <w:spacing w:after="30"/>
       </w:pPr>
       <w:r>
         <w:rPr>
           <w:rFonts w:ascii="Arial" w:hAnsi="Arial"/>
-          <w:color w:val="000000"/>
+          <w:b w:val="0"/>
+          <w:i w:val="0"/>
+          <w:color w:val="232830"/>
           <w:sz w:val="19"/>
         </w:rPr>
         <w:t>Chronic kidney disease stage 3b (baseline creatinine 1.5, eGFR 38)</w:t>
@@ -662,11 +696,14 @@
     <w:p>
       <w:pPr>
         <w:pStyle w:val="ListBullet"/>
+        <w:spacing w:after="30"/>
       </w:pPr>
       <w:r>
         <w:rPr>
           <w:rFonts w:ascii="Arial" w:hAnsi="Arial"/>
-          <w:color w:val="000000"/>
+          <w:b w:val="0"/>
+          <w:i w:val="0"/>
+          <w:color w:val="232830"/>
           <w:sz w:val="19"/>
         </w:rPr>
         <w:t>Peripheral arterial disease</w:t>
@@ -675,11 +712,14 @@
     <w:p>
       <w:pPr>
         <w:pStyle w:val="ListBullet"/>
+        <w:spacing w:after="30"/>
       </w:pPr>
       <w:r>
         <w:rPr>
           <w:rFonts w:ascii="Arial" w:hAnsi="Arial"/>
-          <w:color w:val="000000"/>
+          <w:b w:val="0"/>
+          <w:i w:val="0"/>
+          <w:color w:val="232830"/>
           <w:sz w:val="19"/>
         </w:rPr>
         <w:t>Diabetic peripheral neuropathy</w:t>
@@ -688,11 +728,14 @@
     <w:p>
       <w:pPr>
         <w:pStyle w:val="ListBullet"/>
+        <w:spacing w:after="30"/>
       </w:pPr>
       <w:r>
         <w:rPr>
           <w:rFonts w:ascii="Arial" w:hAnsi="Arial"/>
-          <w:color w:val="000000"/>
+          <w:b w:val="0"/>
+          <w:i w:val="0"/>
+          <w:color w:val="232830"/>
           <w:sz w:val="19"/>
         </w:rPr>
         <w:t>Heart failure with preserved ejection fraction</w:t>
@@ -701,11 +744,14 @@
     <w:p>
       <w:pPr>
         <w:pStyle w:val="ListBullet"/>
+        <w:spacing w:after="30"/>
       </w:pPr>
       <w:r>
         <w:rPr>
           <w:rFonts w:ascii="Arial" w:hAnsi="Arial"/>
-          <w:color w:val="000000"/>
+          <w:b w:val="0"/>
+          <w:i w:val="0"/>
+          <w:color w:val="232830"/>
           <w:sz w:val="19"/>
         </w:rPr>
         <w:t>Hypertension</w:t>
@@ -714,11 +760,14 @@
     <w:p>
       <w:pPr>
         <w:pStyle w:val="ListBullet"/>
+        <w:spacing w:after="30"/>
       </w:pPr>
       <w:r>
         <w:rPr>
           <w:rFonts w:ascii="Arial" w:hAnsi="Arial"/>
-          <w:color w:val="000000"/>
+          <w:b w:val="0"/>
+          <w:i w:val="0"/>
+          <w:color w:val="232830"/>
           <w:sz w:val="19"/>
         </w:rPr>
         <w:t>Anemia of chronic kidney disease (no erythropoiesis-stimulating agent)</w:t>
@@ -727,11 +776,14 @@
     <w:p>
       <w:pPr>
         <w:pStyle w:val="ListBullet"/>
+        <w:spacing w:after="30"/>
       </w:pPr>
       <w:r>
         <w:rPr>
           <w:rFonts w:ascii="Arial" w:hAnsi="Arial"/>
-          <w:color w:val="000000"/>
+          <w:b w:val="0"/>
+          <w:i w:val="0"/>
+          <w:color w:val="232830"/>
           <w:sz w:val="19"/>
         </w:rPr>
         <w:t>Dyslipidemia</w:t>
@@ -740,11 +792,14 @@
     <w:p>
       <w:pPr>
         <w:pStyle w:val="ListBullet"/>
+        <w:spacing w:after="30"/>
       </w:pPr>
       <w:r>
         <w:rPr>
           <w:rFonts w:ascii="Arial" w:hAnsi="Arial"/>
-          <w:color w:val="000000"/>
+          <w:b w:val="0"/>
+          <w:i w:val="0"/>
+          <w:color w:val="232830"/>
           <w:sz w:val="19"/>
         </w:rPr>
         <w:t>GERD</w:t>
@@ -753,11 +808,14 @@
     <w:p>
       <w:pPr>
         <w:pStyle w:val="ListBullet"/>
+        <w:spacing w:after="30"/>
       </w:pPr>
       <w:r>
         <w:rPr>
           <w:rFonts w:ascii="Arial" w:hAnsi="Arial"/>
-          <w:color w:val="000000"/>
+          <w:b w:val="0"/>
+          <w:i w:val="0"/>
+          <w:color w:val="232830"/>
           <w:sz w:val="19"/>
         </w:rPr>
         <w:t>Obstructive sleep apnea on CPAP</w:t>
@@ -766,11 +824,14 @@
     <w:p>
       <w:pPr>
         <w:pStyle w:val="ListBullet"/>
+        <w:spacing w:after="30"/>
       </w:pPr>
       <w:r>
         <w:rPr>
           <w:rFonts w:ascii="Arial" w:hAnsi="Arial"/>
-          <w:color w:val="000000"/>
+          <w:b w:val="0"/>
+          <w:i w:val="0"/>
+          <w:color w:val="232830"/>
           <w:sz w:val="19"/>
         </w:rPr>
         <w:t>Knee osteoarthritis</w:t>
@@ -779,11 +840,14 @@
     <w:p>
       <w:pPr>
         <w:pStyle w:val="ListBullet"/>
+        <w:spacing w:after="30"/>
       </w:pPr>
       <w:r>
         <w:rPr>
           <w:rFonts w:ascii="Arial" w:hAnsi="Arial"/>
-          <w:color w:val="000000"/>
+          <w:b w:val="0"/>
+          <w:i w:val="0"/>
+          <w:color w:val="232830"/>
           <w:sz w:val="19"/>
         </w:rPr>
         <w:t>Obesity</w:t>
@@ -791,15 +855,17 @@
     </w:p>
     <w:p>
       <w:pPr>
+        <w:spacing w:before="180" w:after="60"/>
         <w:pBdr>
-          <w:bottom w:val="single" w:sz="4" w:space="1" w:color="BFBFBF"/>
+          <w:bottom w:val="single" w:sz="6" w:color="C9D4EA" w:space="2"/>
         </w:pBdr>
       </w:pPr>
       <w:r>
         <w:rPr>
           <w:rFonts w:ascii="Arial" w:hAnsi="Arial"/>
           <w:b/>
-          <w:color w:val="000000"/>
+          <w:i w:val="0"/>
+          <w:color w:val="4472C4"/>
           <w:sz w:val="20"/>
         </w:rPr>
         <w:t>PROCEDURAL HISTORY</w:t>
@@ -809,7 +875,9 @@
       <w:r>
         <w:rPr>
           <w:rFonts w:ascii="Arial" w:hAnsi="Arial"/>
-          <w:color w:val="000000"/>
+          <w:b w:val="0"/>
+          <w:i w:val="0"/>
+          <w:color w:val="232830"/>
           <w:sz w:val="19"/>
         </w:rPr>
         <w:t>No prior foot or vascular surgery. No prior amputation.</w:t>
@@ -817,18 +885,20 @@
     </w:p>
     <w:p>
       <w:pPr>
+        <w:spacing w:before="180" w:after="60"/>
         <w:pBdr>
-          <w:bottom w:val="single" w:sz="4" w:space="1" w:color="BFBFBF"/>
+          <w:bottom w:val="single" w:sz="6" w:color="C9D4EA" w:space="2"/>
         </w:pBdr>
       </w:pPr>
       <w:r>
         <w:rPr>
           <w:rFonts w:ascii="Arial" w:hAnsi="Arial"/>
           <w:b/>
-          <w:color w:val="000000"/>
+          <w:i w:val="0"/>
+          <w:color w:val="4472C4"/>
           <w:sz w:val="20"/>
         </w:rPr>
-        <w:t>HOME MEDICATIONS (status verified with daughter and pharmacy)</w:t>
+        <w:t>HOME MEDICATIONS (STATUS VERIFIED WITH DAUGHTER AND PHARMACY)</w:t>
       </w:r>
     </w:p>
     <w:tbl>
@@ -836,12 +906,12 @@
         <w:tblW w:type="auto" w:w="0"/>
         <w:tblLook w:firstColumn="1" w:firstRow="1" w:lastColumn="0" w:lastRow="0" w:noHBand="0" w:noVBand="1" w:val="04A0"/>
         <w:tblBorders>
-          <w:top w:val="single" w:sz="4" w:space="0" w:color="BFBFBF"/>
-          <w:left w:val="single" w:sz="4" w:space="0" w:color="BFBFBF"/>
-          <w:bottom w:val="single" w:sz="4" w:space="0" w:color="BFBFBF"/>
-          <w:right w:val="single" w:sz="4" w:space="0" w:color="BFBFBF"/>
-          <w:insideH w:val="single" w:sz="4" w:space="0" w:color="BFBFBF"/>
-          <w:insideV w:val="single" w:sz="4" w:space="0" w:color="BFBFBF"/>
+          <w:top w:val="single" w:sz="4" w:color="C9D4EA"/>
+          <w:left w:val="single" w:sz="4" w:color="C9D4EA"/>
+          <w:bottom w:val="single" w:sz="4" w:color="C9D4EA"/>
+          <w:right w:val="single" w:sz="4" w:color="C9D4EA"/>
+          <w:insideH w:val="single" w:sz="4" w:color="C9D4EA"/>
+          <w:insideV w:val="single" w:sz="4" w:color="C9D4EA"/>
         </w:tblBorders>
       </w:tblPr>
       <w:tblGrid>
@@ -856,15 +926,16 @@
         <w:tc>
           <w:tcPr>
             <w:tcW w:type="dxa" w:w="1728"/>
-            <w:shd w:val="clear" w:color="auto" w:fill="EAEAEA"/>
+            <w:shd w:val="clear" w:fill="4472C4"/>
           </w:tcPr>
           <w:p>
             <w:r>
               <w:rPr>
                 <w:rFonts w:ascii="Arial" w:hAnsi="Arial"/>
                 <w:b/>
-                <w:color w:val="000000"/>
-                <w:sz w:val="17"/>
+                <w:i w:val="0"/>
+                <w:color w:val="FFFFFF"/>
+                <w:sz w:val="16"/>
               </w:rPr>
               <w:t>Medication</w:t>
             </w:r>
@@ -873,15 +944,16 @@
         <w:tc>
           <w:tcPr>
             <w:tcW w:type="dxa" w:w="1728"/>
-            <w:shd w:val="clear" w:color="auto" w:fill="EAEAEA"/>
+            <w:shd w:val="clear" w:fill="4472C4"/>
           </w:tcPr>
           <w:p>
             <w:r>
               <w:rPr>
                 <w:rFonts w:ascii="Arial" w:hAnsi="Arial"/>
                 <w:b/>
-                <w:color w:val="000000"/>
-                <w:sz w:val="17"/>
+                <w:i w:val="0"/>
+                <w:color w:val="FFFFFF"/>
+                <w:sz w:val="16"/>
               </w:rPr>
               <w:t>Dose</w:t>
             </w:r>
@@ -890,15 +962,16 @@
         <w:tc>
           <w:tcPr>
             <w:tcW w:type="dxa" w:w="1728"/>
-            <w:shd w:val="clear" w:color="auto" w:fill="EAEAEA"/>
+            <w:shd w:val="clear" w:fill="4472C4"/>
           </w:tcPr>
           <w:p>
             <w:r>
               <w:rPr>
                 <w:rFonts w:ascii="Arial" w:hAnsi="Arial"/>
                 <w:b/>
-                <w:color w:val="000000"/>
-                <w:sz w:val="17"/>
+                <w:i w:val="0"/>
+                <w:color w:val="FFFFFF"/>
+                <w:sz w:val="16"/>
               </w:rPr>
               <w:t>Route</w:t>
             </w:r>
@@ -907,15 +980,16 @@
         <w:tc>
           <w:tcPr>
             <w:tcW w:type="dxa" w:w="1728"/>
-            <w:shd w:val="clear" w:color="auto" w:fill="EAEAEA"/>
+            <w:shd w:val="clear" w:fill="4472C4"/>
           </w:tcPr>
           <w:p>
             <w:r>
               <w:rPr>
                 <w:rFonts w:ascii="Arial" w:hAnsi="Arial"/>
                 <w:b/>
-                <w:color w:val="000000"/>
-                <w:sz w:val="17"/>
+                <w:i w:val="0"/>
+                <w:color w:val="FFFFFF"/>
+                <w:sz w:val="16"/>
               </w:rPr>
               <w:t>Frequency</w:t>
             </w:r>
@@ -924,15 +998,16 @@
         <w:tc>
           <w:tcPr>
             <w:tcW w:type="dxa" w:w="1728"/>
-            <w:shd w:val="clear" w:color="auto" w:fill="EAEAEA"/>
+            <w:shd w:val="clear" w:fill="4472C4"/>
           </w:tcPr>
           <w:p>
             <w:r>
               <w:rPr>
                 <w:rFonts w:ascii="Arial" w:hAnsi="Arial"/>
                 <w:b/>
-                <w:color w:val="000000"/>
-                <w:sz w:val="17"/>
+                <w:i w:val="0"/>
+                <w:color w:val="FFFFFF"/>
+                <w:sz w:val="16"/>
               </w:rPr>
               <w:t>Indication</w:t>
             </w:r>
@@ -941,15 +1016,16 @@
         <w:tc>
           <w:tcPr>
             <w:tcW w:type="dxa" w:w="1728"/>
-            <w:shd w:val="clear" w:color="auto" w:fill="EAEAEA"/>
+            <w:shd w:val="clear" w:fill="4472C4"/>
           </w:tcPr>
           <w:p>
             <w:r>
               <w:rPr>
                 <w:rFonts w:ascii="Arial" w:hAnsi="Arial"/>
                 <w:b/>
-                <w:color w:val="000000"/>
-                <w:sz w:val="17"/>
+                <w:i w:val="0"/>
+                <w:color w:val="FFFFFF"/>
+                <w:sz w:val="16"/>
               </w:rPr>
               <w:t>Inpatient status</w:t>
             </w:r>
@@ -965,8 +1041,10 @@
             <w:r>
               <w:rPr>
                 <w:rFonts w:ascii="Arial" w:hAnsi="Arial"/>
-                <w:color w:val="000000"/>
-                <w:sz w:val="17"/>
+                <w:b w:val="0"/>
+                <w:i w:val="0"/>
+                <w:color w:val="232830"/>
+                <w:sz w:val="16"/>
               </w:rPr>
               <w:t>Insulin glargine</w:t>
             </w:r>
@@ -980,8 +1058,10 @@
             <w:r>
               <w:rPr>
                 <w:rFonts w:ascii="Arial" w:hAnsi="Arial"/>
-                <w:color w:val="000000"/>
-                <w:sz w:val="17"/>
+                <w:b w:val="0"/>
+                <w:i w:val="0"/>
+                <w:color w:val="232830"/>
+                <w:sz w:val="16"/>
               </w:rPr>
               <w:t>26 units</w:t>
             </w:r>
@@ -995,8 +1075,10 @@
             <w:r>
               <w:rPr>
                 <w:rFonts w:ascii="Arial" w:hAnsi="Arial"/>
-                <w:color w:val="000000"/>
-                <w:sz w:val="17"/>
+                <w:b w:val="0"/>
+                <w:i w:val="0"/>
+                <w:color w:val="232830"/>
+                <w:sz w:val="16"/>
               </w:rPr>
               <w:t>Subcutaneous</w:t>
             </w:r>
@@ -1010,8 +1092,10 @@
             <w:r>
               <w:rPr>
                 <w:rFonts w:ascii="Arial" w:hAnsi="Arial"/>
-                <w:color w:val="000000"/>
-                <w:sz w:val="17"/>
+                <w:b w:val="0"/>
+                <w:i w:val="0"/>
+                <w:color w:val="232830"/>
+                <w:sz w:val="16"/>
               </w:rPr>
               <w:t>Nightly</w:t>
             </w:r>
@@ -1025,8 +1109,10 @@
             <w:r>
               <w:rPr>
                 <w:rFonts w:ascii="Arial" w:hAnsi="Arial"/>
-                <w:color w:val="000000"/>
-                <w:sz w:val="17"/>
+                <w:b w:val="0"/>
+                <w:i w:val="0"/>
+                <w:color w:val="232830"/>
+                <w:sz w:val="16"/>
               </w:rPr>
               <w:t>T2DM basal</w:t>
             </w:r>
@@ -1040,8 +1126,10 @@
             <w:r>
               <w:rPr>
                 <w:rFonts w:ascii="Arial" w:hAnsi="Arial"/>
-                <w:color w:val="000000"/>
-                <w:sz w:val="17"/>
+                <w:b w:val="0"/>
+                <w:i w:val="0"/>
+                <w:color w:val="232830"/>
+                <w:sz w:val="16"/>
               </w:rPr>
               <w:t>Continued, adjusted</w:t>
             </w:r>
@@ -1052,13 +1140,16 @@
         <w:tc>
           <w:tcPr>
             <w:tcW w:type="dxa" w:w="1728"/>
+            <w:shd w:val="clear" w:fill="EDF2FA"/>
           </w:tcPr>
           <w:p>
             <w:r>
               <w:rPr>
                 <w:rFonts w:ascii="Arial" w:hAnsi="Arial"/>
-                <w:color w:val="000000"/>
-                <w:sz w:val="17"/>
+                <w:b w:val="0"/>
+                <w:i w:val="0"/>
+                <w:color w:val="232830"/>
+                <w:sz w:val="16"/>
               </w:rPr>
               <w:t>Insulin aspart</w:t>
             </w:r>
@@ -1067,13 +1158,16 @@
         <w:tc>
           <w:tcPr>
             <w:tcW w:type="dxa" w:w="1728"/>
+            <w:shd w:val="clear" w:fill="EDF2FA"/>
           </w:tcPr>
           <w:p>
             <w:r>
               <w:rPr>
                 <w:rFonts w:ascii="Arial" w:hAnsi="Arial"/>
-                <w:color w:val="000000"/>
-                <w:sz w:val="17"/>
+                <w:b w:val="0"/>
+                <w:i w:val="0"/>
+                <w:color w:val="232830"/>
+                <w:sz w:val="16"/>
               </w:rPr>
               <w:t>Sliding scale</w:t>
             </w:r>
@@ -1082,13 +1176,16 @@
         <w:tc>
           <w:tcPr>
             <w:tcW w:type="dxa" w:w="1728"/>
+            <w:shd w:val="clear" w:fill="EDF2FA"/>
           </w:tcPr>
           <w:p>
             <w:r>
               <w:rPr>
                 <w:rFonts w:ascii="Arial" w:hAnsi="Arial"/>
-                <w:color w:val="000000"/>
-                <w:sz w:val="17"/>
+                <w:b w:val="0"/>
+                <w:i w:val="0"/>
+                <w:color w:val="232830"/>
+                <w:sz w:val="16"/>
               </w:rPr>
               <w:t>Subcutaneous</w:t>
             </w:r>
@@ -1097,13 +1194,16 @@
         <w:tc>
           <w:tcPr>
             <w:tcW w:type="dxa" w:w="1728"/>
+            <w:shd w:val="clear" w:fill="EDF2FA"/>
           </w:tcPr>
           <w:p>
             <w:r>
               <w:rPr>
                 <w:rFonts w:ascii="Arial" w:hAnsi="Arial"/>
-                <w:color w:val="000000"/>
-                <w:sz w:val="17"/>
+                <w:b w:val="0"/>
+                <w:i w:val="0"/>
+                <w:color w:val="232830"/>
+                <w:sz w:val="16"/>
               </w:rPr>
               <w:t>Three times daily with meals</w:t>
             </w:r>
@@ -1112,13 +1212,16 @@
         <w:tc>
           <w:tcPr>
             <w:tcW w:type="dxa" w:w="1728"/>
+            <w:shd w:val="clear" w:fill="EDF2FA"/>
           </w:tcPr>
           <w:p>
             <w:r>
               <w:rPr>
                 <w:rFonts w:ascii="Arial" w:hAnsi="Arial"/>
-                <w:color w:val="000000"/>
-                <w:sz w:val="17"/>
+                <w:b w:val="0"/>
+                <w:i w:val="0"/>
+                <w:color w:val="232830"/>
+                <w:sz w:val="16"/>
               </w:rPr>
               <w:t>T2DM prandial</w:t>
             </w:r>
@@ -1127,13 +1230,16 @@
         <w:tc>
           <w:tcPr>
             <w:tcW w:type="dxa" w:w="1728"/>
+            <w:shd w:val="clear" w:fill="EDF2FA"/>
           </w:tcPr>
           <w:p>
             <w:r>
               <w:rPr>
                 <w:rFonts w:ascii="Arial" w:hAnsi="Arial"/>
-                <w:color w:val="000000"/>
-                <w:sz w:val="17"/>
+                <w:b w:val="0"/>
+                <w:i w:val="0"/>
+                <w:color w:val="232830"/>
+                <w:sz w:val="16"/>
               </w:rPr>
               <w:t>Continued per protocol</w:t>
             </w:r>
@@ -1149,8 +1255,10 @@
             <w:r>
               <w:rPr>
                 <w:rFonts w:ascii="Arial" w:hAnsi="Arial"/>
-                <w:color w:val="000000"/>
-                <w:sz w:val="17"/>
+                <w:b w:val="0"/>
+                <w:i w:val="0"/>
+                <w:color w:val="232830"/>
+                <w:sz w:val="16"/>
               </w:rPr>
               <w:t>Metformin</w:t>
             </w:r>
@@ -1164,8 +1272,10 @@
             <w:r>
               <w:rPr>
                 <w:rFonts w:ascii="Arial" w:hAnsi="Arial"/>
-                <w:color w:val="000000"/>
-                <w:sz w:val="17"/>
+                <w:b w:val="0"/>
+                <w:i w:val="0"/>
+                <w:color w:val="232830"/>
+                <w:sz w:val="16"/>
               </w:rPr>
               <w:t>500 mg</w:t>
             </w:r>
@@ -1179,8 +1289,10 @@
             <w:r>
               <w:rPr>
                 <w:rFonts w:ascii="Arial" w:hAnsi="Arial"/>
-                <w:color w:val="000000"/>
-                <w:sz w:val="17"/>
+                <w:b w:val="0"/>
+                <w:i w:val="0"/>
+                <w:color w:val="232830"/>
+                <w:sz w:val="16"/>
               </w:rPr>
               <w:t>Oral</w:t>
             </w:r>
@@ -1194,8 +1306,10 @@
             <w:r>
               <w:rPr>
                 <w:rFonts w:ascii="Arial" w:hAnsi="Arial"/>
-                <w:color w:val="000000"/>
-                <w:sz w:val="17"/>
+                <w:b w:val="0"/>
+                <w:i w:val="0"/>
+                <w:color w:val="232830"/>
+                <w:sz w:val="16"/>
               </w:rPr>
               <w:t>Twice daily</w:t>
             </w:r>
@@ -1209,8 +1323,10 @@
             <w:r>
               <w:rPr>
                 <w:rFonts w:ascii="Arial" w:hAnsi="Arial"/>
-                <w:color w:val="000000"/>
-                <w:sz w:val="17"/>
+                <w:b w:val="0"/>
+                <w:i w:val="0"/>
+                <w:color w:val="232830"/>
+                <w:sz w:val="16"/>
               </w:rPr>
               <w:t>T2DM</w:t>
             </w:r>
@@ -1224,8 +1340,10 @@
             <w:r>
               <w:rPr>
                 <w:rFonts w:ascii="Arial" w:hAnsi="Arial"/>
-                <w:color w:val="000000"/>
-                <w:sz w:val="17"/>
+                <w:b w:val="0"/>
+                <w:i w:val="0"/>
+                <w:color w:val="232830"/>
+                <w:sz w:val="16"/>
               </w:rPr>
               <w:t>Held on admission</w:t>
             </w:r>
@@ -1236,13 +1354,16 @@
         <w:tc>
           <w:tcPr>
             <w:tcW w:type="dxa" w:w="1728"/>
+            <w:shd w:val="clear" w:fill="EDF2FA"/>
           </w:tcPr>
           <w:p>
             <w:r>
               <w:rPr>
                 <w:rFonts w:ascii="Arial" w:hAnsi="Arial"/>
-                <w:color w:val="000000"/>
-                <w:sz w:val="17"/>
+                <w:b w:val="0"/>
+                <w:i w:val="0"/>
+                <w:color w:val="232830"/>
+                <w:sz w:val="16"/>
               </w:rPr>
               <w:t>Empagliflozin</w:t>
             </w:r>
@@ -1251,13 +1372,16 @@
         <w:tc>
           <w:tcPr>
             <w:tcW w:type="dxa" w:w="1728"/>
+            <w:shd w:val="clear" w:fill="EDF2FA"/>
           </w:tcPr>
           <w:p>
             <w:r>
               <w:rPr>
                 <w:rFonts w:ascii="Arial" w:hAnsi="Arial"/>
-                <w:color w:val="000000"/>
-                <w:sz w:val="17"/>
+                <w:b w:val="0"/>
+                <w:i w:val="0"/>
+                <w:color w:val="232830"/>
+                <w:sz w:val="16"/>
               </w:rPr>
               <w:t>10 mg</w:t>
             </w:r>
@@ -1266,13 +1390,16 @@
         <w:tc>
           <w:tcPr>
             <w:tcW w:type="dxa" w:w="1728"/>
+            <w:shd w:val="clear" w:fill="EDF2FA"/>
           </w:tcPr>
           <w:p>
             <w:r>
               <w:rPr>
                 <w:rFonts w:ascii="Arial" w:hAnsi="Arial"/>
-                <w:color w:val="000000"/>
-                <w:sz w:val="17"/>
+                <w:b w:val="0"/>
+                <w:i w:val="0"/>
+                <w:color w:val="232830"/>
+                <w:sz w:val="16"/>
               </w:rPr>
               <w:t>Oral</w:t>
             </w:r>
@@ -1281,13 +1408,16 @@
         <w:tc>
           <w:tcPr>
             <w:tcW w:type="dxa" w:w="1728"/>
+            <w:shd w:val="clear" w:fill="EDF2FA"/>
           </w:tcPr>
           <w:p>
             <w:r>
               <w:rPr>
                 <w:rFonts w:ascii="Arial" w:hAnsi="Arial"/>
-                <w:color w:val="000000"/>
-                <w:sz w:val="17"/>
+                <w:b w:val="0"/>
+                <w:i w:val="0"/>
+                <w:color w:val="232830"/>
+                <w:sz w:val="16"/>
               </w:rPr>
               <w:t>Daily</w:t>
             </w:r>
@@ -1296,13 +1426,16 @@
         <w:tc>
           <w:tcPr>
             <w:tcW w:type="dxa" w:w="1728"/>
+            <w:shd w:val="clear" w:fill="EDF2FA"/>
           </w:tcPr>
           <w:p>
             <w:r>
               <w:rPr>
                 <w:rFonts w:ascii="Arial" w:hAnsi="Arial"/>
-                <w:color w:val="000000"/>
-                <w:sz w:val="17"/>
+                <w:b w:val="0"/>
+                <w:i w:val="0"/>
+                <w:color w:val="232830"/>
+                <w:sz w:val="16"/>
               </w:rPr>
               <w:t>T2DM, HFpEF, CKD</w:t>
             </w:r>
@@ -1311,13 +1444,16 @@
         <w:tc>
           <w:tcPr>
             <w:tcW w:type="dxa" w:w="1728"/>
+            <w:shd w:val="clear" w:fill="EDF2FA"/>
           </w:tcPr>
           <w:p>
             <w:r>
               <w:rPr>
                 <w:rFonts w:ascii="Arial" w:hAnsi="Arial"/>
-                <w:color w:val="000000"/>
-                <w:sz w:val="17"/>
+                <w:b w:val="0"/>
+                <w:i w:val="0"/>
+                <w:color w:val="232830"/>
+                <w:sz w:val="16"/>
               </w:rPr>
               <w:t>Held</w:t>
             </w:r>
@@ -1333,8 +1469,10 @@
             <w:r>
               <w:rPr>
                 <w:rFonts w:ascii="Arial" w:hAnsi="Arial"/>
-                <w:color w:val="000000"/>
-                <w:sz w:val="17"/>
+                <w:b w:val="0"/>
+                <w:i w:val="0"/>
+                <w:color w:val="232830"/>
+                <w:sz w:val="16"/>
               </w:rPr>
               <w:t>Lisinopril</w:t>
             </w:r>
@@ -1348,8 +1486,10 @@
             <w:r>
               <w:rPr>
                 <w:rFonts w:ascii="Arial" w:hAnsi="Arial"/>
-                <w:color w:val="000000"/>
-                <w:sz w:val="17"/>
+                <w:b w:val="0"/>
+                <w:i w:val="0"/>
+                <w:color w:val="232830"/>
+                <w:sz w:val="16"/>
               </w:rPr>
               <w:t>20 mg</w:t>
             </w:r>
@@ -1363,8 +1503,10 @@
             <w:r>
               <w:rPr>
                 <w:rFonts w:ascii="Arial" w:hAnsi="Arial"/>
-                <w:color w:val="000000"/>
-                <w:sz w:val="17"/>
+                <w:b w:val="0"/>
+                <w:i w:val="0"/>
+                <w:color w:val="232830"/>
+                <w:sz w:val="16"/>
               </w:rPr>
               <w:t>Oral</w:t>
             </w:r>
@@ -1378,8 +1520,10 @@
             <w:r>
               <w:rPr>
                 <w:rFonts w:ascii="Arial" w:hAnsi="Arial"/>
-                <w:color w:val="000000"/>
-                <w:sz w:val="17"/>
+                <w:b w:val="0"/>
+                <w:i w:val="0"/>
+                <w:color w:val="232830"/>
+                <w:sz w:val="16"/>
               </w:rPr>
               <w:t>Daily</w:t>
             </w:r>
@@ -1393,8 +1537,10 @@
             <w:r>
               <w:rPr>
                 <w:rFonts w:ascii="Arial" w:hAnsi="Arial"/>
-                <w:color w:val="000000"/>
-                <w:sz w:val="17"/>
+                <w:b w:val="0"/>
+                <w:i w:val="0"/>
+                <w:color w:val="232830"/>
+                <w:sz w:val="16"/>
               </w:rPr>
               <w:t>Hypertension, CKD</w:t>
             </w:r>
@@ -1408,8 +1554,10 @@
             <w:r>
               <w:rPr>
                 <w:rFonts w:ascii="Arial" w:hAnsi="Arial"/>
-                <w:color w:val="000000"/>
-                <w:sz w:val="17"/>
+                <w:b w:val="0"/>
+                <w:i w:val="0"/>
+                <w:color w:val="232830"/>
+                <w:sz w:val="16"/>
               </w:rPr>
               <w:t>Held</w:t>
             </w:r>
@@ -1420,13 +1568,16 @@
         <w:tc>
           <w:tcPr>
             <w:tcW w:type="dxa" w:w="1728"/>
+            <w:shd w:val="clear" w:fill="EDF2FA"/>
           </w:tcPr>
           <w:p>
             <w:r>
               <w:rPr>
                 <w:rFonts w:ascii="Arial" w:hAnsi="Arial"/>
-                <w:color w:val="000000"/>
-                <w:sz w:val="17"/>
+                <w:b w:val="0"/>
+                <w:i w:val="0"/>
+                <w:color w:val="232830"/>
+                <w:sz w:val="16"/>
               </w:rPr>
               <w:t>Furosemide</w:t>
             </w:r>
@@ -1435,13 +1586,16 @@
         <w:tc>
           <w:tcPr>
             <w:tcW w:type="dxa" w:w="1728"/>
+            <w:shd w:val="clear" w:fill="EDF2FA"/>
           </w:tcPr>
           <w:p>
             <w:r>
               <w:rPr>
                 <w:rFonts w:ascii="Arial" w:hAnsi="Arial"/>
-                <w:color w:val="000000"/>
-                <w:sz w:val="17"/>
+                <w:b w:val="0"/>
+                <w:i w:val="0"/>
+                <w:color w:val="232830"/>
+                <w:sz w:val="16"/>
               </w:rPr>
               <w:t>20 mg</w:t>
             </w:r>
@@ -1450,13 +1604,16 @@
         <w:tc>
           <w:tcPr>
             <w:tcW w:type="dxa" w:w="1728"/>
+            <w:shd w:val="clear" w:fill="EDF2FA"/>
           </w:tcPr>
           <w:p>
             <w:r>
               <w:rPr>
                 <w:rFonts w:ascii="Arial" w:hAnsi="Arial"/>
-                <w:color w:val="000000"/>
-                <w:sz w:val="17"/>
+                <w:b w:val="0"/>
+                <w:i w:val="0"/>
+                <w:color w:val="232830"/>
+                <w:sz w:val="16"/>
               </w:rPr>
               <w:t>Oral</w:t>
             </w:r>
@@ -1465,13 +1622,16 @@
         <w:tc>
           <w:tcPr>
             <w:tcW w:type="dxa" w:w="1728"/>
+            <w:shd w:val="clear" w:fill="EDF2FA"/>
           </w:tcPr>
           <w:p>
             <w:r>
               <w:rPr>
                 <w:rFonts w:ascii="Arial" w:hAnsi="Arial"/>
-                <w:color w:val="000000"/>
-                <w:sz w:val="17"/>
+                <w:b w:val="0"/>
+                <w:i w:val="0"/>
+                <w:color w:val="232830"/>
+                <w:sz w:val="16"/>
               </w:rPr>
               <w:t>Daily</w:t>
             </w:r>
@@ -1480,13 +1640,16 @@
         <w:tc>
           <w:tcPr>
             <w:tcW w:type="dxa" w:w="1728"/>
+            <w:shd w:val="clear" w:fill="EDF2FA"/>
           </w:tcPr>
           <w:p>
             <w:r>
               <w:rPr>
                 <w:rFonts w:ascii="Arial" w:hAnsi="Arial"/>
-                <w:color w:val="000000"/>
-                <w:sz w:val="17"/>
+                <w:b w:val="0"/>
+                <w:i w:val="0"/>
+                <w:color w:val="232830"/>
+                <w:sz w:val="16"/>
               </w:rPr>
               <w:t>HFpEF volume</w:t>
             </w:r>
@@ -1495,13 +1658,16 @@
         <w:tc>
           <w:tcPr>
             <w:tcW w:type="dxa" w:w="1728"/>
+            <w:shd w:val="clear" w:fill="EDF2FA"/>
           </w:tcPr>
           <w:p>
             <w:r>
               <w:rPr>
                 <w:rFonts w:ascii="Arial" w:hAnsi="Arial"/>
-                <w:color w:val="000000"/>
-                <w:sz w:val="17"/>
+                <w:b w:val="0"/>
+                <w:i w:val="0"/>
+                <w:color w:val="232830"/>
+                <w:sz w:val="16"/>
               </w:rPr>
               <w:t>Continued</w:t>
             </w:r>
@@ -1517,8 +1683,10 @@
             <w:r>
               <w:rPr>
                 <w:rFonts w:ascii="Arial" w:hAnsi="Arial"/>
-                <w:color w:val="000000"/>
-                <w:sz w:val="17"/>
+                <w:b w:val="0"/>
+                <w:i w:val="0"/>
+                <w:color w:val="232830"/>
+                <w:sz w:val="16"/>
               </w:rPr>
               <w:t>Atorvastatin</w:t>
             </w:r>
@@ -1532,8 +1700,10 @@
             <w:r>
               <w:rPr>
                 <w:rFonts w:ascii="Arial" w:hAnsi="Arial"/>
-                <w:color w:val="000000"/>
-                <w:sz w:val="17"/>
+                <w:b w:val="0"/>
+                <w:i w:val="0"/>
+                <w:color w:val="232830"/>
+                <w:sz w:val="16"/>
               </w:rPr>
               <w:t>40 mg</w:t>
             </w:r>
@@ -1547,8 +1717,10 @@
             <w:r>
               <w:rPr>
                 <w:rFonts w:ascii="Arial" w:hAnsi="Arial"/>
-                <w:color w:val="000000"/>
-                <w:sz w:val="17"/>
+                <w:b w:val="0"/>
+                <w:i w:val="0"/>
+                <w:color w:val="232830"/>
+                <w:sz w:val="16"/>
               </w:rPr>
               <w:t>Oral</w:t>
             </w:r>
@@ -1562,8 +1734,10 @@
             <w:r>
               <w:rPr>
                 <w:rFonts w:ascii="Arial" w:hAnsi="Arial"/>
-                <w:color w:val="000000"/>
-                <w:sz w:val="17"/>
+                <w:b w:val="0"/>
+                <w:i w:val="0"/>
+                <w:color w:val="232830"/>
+                <w:sz w:val="16"/>
               </w:rPr>
               <w:t>Nightly</w:t>
             </w:r>
@@ -1577,8 +1751,10 @@
             <w:r>
               <w:rPr>
                 <w:rFonts w:ascii="Arial" w:hAnsi="Arial"/>
-                <w:color w:val="000000"/>
-                <w:sz w:val="17"/>
+                <w:b w:val="0"/>
+                <w:i w:val="0"/>
+                <w:color w:val="232830"/>
+                <w:sz w:val="16"/>
               </w:rPr>
               <w:t>ASCVD, PAD</w:t>
             </w:r>
@@ -1592,8 +1768,120 @@
             <w:r>
               <w:rPr>
                 <w:rFonts w:ascii="Arial" w:hAnsi="Arial"/>
-                <w:color w:val="000000"/>
-                <w:sz w:val="17"/>
+                <w:b w:val="0"/>
+                <w:i w:val="0"/>
+                <w:color w:val="232830"/>
+                <w:sz w:val="16"/>
+              </w:rPr>
+              <w:t>Continued</w:t>
+            </w:r>
+          </w:p>
+        </w:tc>
+      </w:tr>
+      <w:tr>
+        <w:tc>
+          <w:tcPr>
+            <w:tcW w:type="dxa" w:w="1728"/>
+            <w:shd w:val="clear" w:fill="EDF2FA"/>
+          </w:tcPr>
+          <w:p>
+            <w:r>
+              <w:rPr>
+                <w:rFonts w:ascii="Arial" w:hAnsi="Arial"/>
+                <w:b w:val="0"/>
+                <w:i w:val="0"/>
+                <w:color w:val="232830"/>
+                <w:sz w:val="16"/>
+              </w:rPr>
+              <w:t>Aspirin</w:t>
+            </w:r>
+          </w:p>
+        </w:tc>
+        <w:tc>
+          <w:tcPr>
+            <w:tcW w:type="dxa" w:w="1728"/>
+            <w:shd w:val="clear" w:fill="EDF2FA"/>
+          </w:tcPr>
+          <w:p>
+            <w:r>
+              <w:rPr>
+                <w:rFonts w:ascii="Arial" w:hAnsi="Arial"/>
+                <w:b w:val="0"/>
+                <w:i w:val="0"/>
+                <w:color w:val="232830"/>
+                <w:sz w:val="16"/>
+              </w:rPr>
+              <w:t>81 mg</w:t>
+            </w:r>
+          </w:p>
+        </w:tc>
+        <w:tc>
+          <w:tcPr>
+            <w:tcW w:type="dxa" w:w="1728"/>
+            <w:shd w:val="clear" w:fill="EDF2FA"/>
+          </w:tcPr>
+          <w:p>
+            <w:r>
+              <w:rPr>
+                <w:rFonts w:ascii="Arial" w:hAnsi="Arial"/>
+                <w:b w:val="0"/>
+                <w:i w:val="0"/>
+                <w:color w:val="232830"/>
+                <w:sz w:val="16"/>
+              </w:rPr>
+              <w:t>Oral</w:t>
+            </w:r>
+          </w:p>
+        </w:tc>
+        <w:tc>
+          <w:tcPr>
+            <w:tcW w:type="dxa" w:w="1728"/>
+            <w:shd w:val="clear" w:fill="EDF2FA"/>
+          </w:tcPr>
+          <w:p>
+            <w:r>
+              <w:rPr>
+                <w:rFonts w:ascii="Arial" w:hAnsi="Arial"/>
+                <w:b w:val="0"/>
+                <w:i w:val="0"/>
+                <w:color w:val="232830"/>
+                <w:sz w:val="16"/>
+              </w:rPr>
+              <w:t>Daily</w:t>
+            </w:r>
+          </w:p>
+        </w:tc>
+        <w:tc>
+          <w:tcPr>
+            <w:tcW w:type="dxa" w:w="1728"/>
+            <w:shd w:val="clear" w:fill="EDF2FA"/>
+          </w:tcPr>
+          <w:p>
+            <w:r>
+              <w:rPr>
+                <w:rFonts w:ascii="Arial" w:hAnsi="Arial"/>
+                <w:b w:val="0"/>
+                <w:i w:val="0"/>
+                <w:color w:val="232830"/>
+                <w:sz w:val="16"/>
+              </w:rPr>
+              <w:t>PAD</w:t>
+            </w:r>
+          </w:p>
+        </w:tc>
+        <w:tc>
+          <w:tcPr>
+            <w:tcW w:type="dxa" w:w="1728"/>
+            <w:shd w:val="clear" w:fill="EDF2FA"/>
+          </w:tcPr>
+          <w:p>
+            <w:r>
+              <w:rPr>
+                <w:rFonts w:ascii="Arial" w:hAnsi="Arial"/>
+                <w:b w:val="0"/>
+                <w:i w:val="0"/>
+                <w:color w:val="232830"/>
+                <w:sz w:val="16"/>
               </w:rPr>
               <w:t>Continued</w:t>
             </w:r>
@@ -1609,10 +1897,12 @@
             <w:r>
               <w:rPr>
                 <w:rFonts w:ascii="Arial" w:hAnsi="Arial"/>
-                <w:color w:val="000000"/>
-                <w:sz w:val="17"/>
+                <w:b w:val="0"/>
+                <w:i w:val="0"/>
+                <w:color w:val="232830"/>
+                <w:sz w:val="16"/>
               </w:rPr>
-              <w:t>Aspirin</w:t>
+              <w:t>Clopidogrel</w:t>
             </w:r>
           </w:p>
         </w:tc>
@@ -1624,10 +1914,12 @@
             <w:r>
               <w:rPr>
                 <w:rFonts w:ascii="Arial" w:hAnsi="Arial"/>
-                <w:color w:val="000000"/>
-                <w:sz w:val="17"/>
+                <w:b w:val="0"/>
+                <w:i w:val="0"/>
+                <w:color w:val="232830"/>
+                <w:sz w:val="16"/>
               </w:rPr>
-              <w:t>81 mg</w:t>
+              <w:t>75 mg</w:t>
             </w:r>
           </w:p>
         </w:tc>
@@ -1639,8 +1931,10 @@
             <w:r>
               <w:rPr>
                 <w:rFonts w:ascii="Arial" w:hAnsi="Arial"/>
-                <w:color w:val="000000"/>
-                <w:sz w:val="17"/>
+                <w:b w:val="0"/>
+                <w:i w:val="0"/>
+                <w:color w:val="232830"/>
+                <w:sz w:val="16"/>
               </w:rPr>
               <w:t>Oral</w:t>
             </w:r>
@@ -1654,8 +1948,10 @@
             <w:r>
               <w:rPr>
                 <w:rFonts w:ascii="Arial" w:hAnsi="Arial"/>
-                <w:color w:val="000000"/>
-                <w:sz w:val="17"/>
+                <w:b w:val="0"/>
+                <w:i w:val="0"/>
+                <w:color w:val="232830"/>
+                <w:sz w:val="16"/>
               </w:rPr>
               <w:t>Daily</w:t>
             </w:r>
@@ -1669,8 +1965,10 @@
             <w:r>
               <w:rPr>
                 <w:rFonts w:ascii="Arial" w:hAnsi="Arial"/>
-                <w:color w:val="000000"/>
-                <w:sz w:val="17"/>
+                <w:b w:val="0"/>
+                <w:i w:val="0"/>
+                <w:color w:val="232830"/>
+                <w:sz w:val="16"/>
               </w:rPr>
               <w:t>PAD</w:t>
             </w:r>
@@ -1684,8 +1982,334 @@
             <w:r>
               <w:rPr>
                 <w:rFonts w:ascii="Arial" w:hAnsi="Arial"/>
-                <w:color w:val="000000"/>
-                <w:sz w:val="17"/>
+                <w:b w:val="0"/>
+                <w:i w:val="0"/>
+                <w:color w:val="232830"/>
+                <w:sz w:val="16"/>
+              </w:rPr>
+              <w:t>Continued</w:t>
+            </w:r>
+          </w:p>
+        </w:tc>
+      </w:tr>
+      <w:tr>
+        <w:tc>
+          <w:tcPr>
+            <w:tcW w:type="dxa" w:w="1728"/>
+            <w:shd w:val="clear" w:fill="EDF2FA"/>
+          </w:tcPr>
+          <w:p>
+            <w:r>
+              <w:rPr>
+                <w:rFonts w:ascii="Arial" w:hAnsi="Arial"/>
+                <w:b w:val="0"/>
+                <w:i w:val="0"/>
+                <w:color w:val="232830"/>
+                <w:sz w:val="16"/>
+              </w:rPr>
+              <w:t>Gabapentin</w:t>
+            </w:r>
+          </w:p>
+        </w:tc>
+        <w:tc>
+          <w:tcPr>
+            <w:tcW w:type="dxa" w:w="1728"/>
+            <w:shd w:val="clear" w:fill="EDF2FA"/>
+          </w:tcPr>
+          <w:p>
+            <w:r>
+              <w:rPr>
+                <w:rFonts w:ascii="Arial" w:hAnsi="Arial"/>
+                <w:b w:val="0"/>
+                <w:i w:val="0"/>
+                <w:color w:val="232830"/>
+                <w:sz w:val="16"/>
+              </w:rPr>
+              <w:t>300 mg</w:t>
+            </w:r>
+          </w:p>
+        </w:tc>
+        <w:tc>
+          <w:tcPr>
+            <w:tcW w:type="dxa" w:w="1728"/>
+            <w:shd w:val="clear" w:fill="EDF2FA"/>
+          </w:tcPr>
+          <w:p>
+            <w:r>
+              <w:rPr>
+                <w:rFonts w:ascii="Arial" w:hAnsi="Arial"/>
+                <w:b w:val="0"/>
+                <w:i w:val="0"/>
+                <w:color w:val="232830"/>
+                <w:sz w:val="16"/>
+              </w:rPr>
+              <w:t>Oral</w:t>
+            </w:r>
+          </w:p>
+        </w:tc>
+        <w:tc>
+          <w:tcPr>
+            <w:tcW w:type="dxa" w:w="1728"/>
+            <w:shd w:val="clear" w:fill="EDF2FA"/>
+          </w:tcPr>
+          <w:p>
+            <w:r>
+              <w:rPr>
+                <w:rFonts w:ascii="Arial" w:hAnsi="Arial"/>
+                <w:b w:val="0"/>
+                <w:i w:val="0"/>
+                <w:color w:val="232830"/>
+                <w:sz w:val="16"/>
+              </w:rPr>
+              <w:t>Three times daily</w:t>
+            </w:r>
+          </w:p>
+        </w:tc>
+        <w:tc>
+          <w:tcPr>
+            <w:tcW w:type="dxa" w:w="1728"/>
+            <w:shd w:val="clear" w:fill="EDF2FA"/>
+          </w:tcPr>
+          <w:p>
+            <w:r>
+              <w:rPr>
+                <w:rFonts w:ascii="Arial" w:hAnsi="Arial"/>
+                <w:b w:val="0"/>
+                <w:i w:val="0"/>
+                <w:color w:val="232830"/>
+                <w:sz w:val="16"/>
+              </w:rPr>
+              <w:t>Neuropathy</w:t>
+            </w:r>
+          </w:p>
+        </w:tc>
+        <w:tc>
+          <w:tcPr>
+            <w:tcW w:type="dxa" w:w="1728"/>
+            <w:shd w:val="clear" w:fill="EDF2FA"/>
+          </w:tcPr>
+          <w:p>
+            <w:r>
+              <w:rPr>
+                <w:rFonts w:ascii="Arial" w:hAnsi="Arial"/>
+                <w:b w:val="0"/>
+                <w:i w:val="0"/>
+                <w:color w:val="232830"/>
+                <w:sz w:val="16"/>
+              </w:rPr>
+              <w:t>Continued, renally checked</w:t>
+            </w:r>
+          </w:p>
+        </w:tc>
+      </w:tr>
+      <w:tr>
+        <w:tc>
+          <w:tcPr>
+            <w:tcW w:type="dxa" w:w="1728"/>
+          </w:tcPr>
+          <w:p>
+            <w:r>
+              <w:rPr>
+                <w:rFonts w:ascii="Arial" w:hAnsi="Arial"/>
+                <w:b w:val="0"/>
+                <w:i w:val="0"/>
+                <w:color w:val="232830"/>
+                <w:sz w:val="16"/>
+              </w:rPr>
+              <w:t>Ferrous sulfate</w:t>
+            </w:r>
+          </w:p>
+        </w:tc>
+        <w:tc>
+          <w:tcPr>
+            <w:tcW w:type="dxa" w:w="1728"/>
+          </w:tcPr>
+          <w:p>
+            <w:r>
+              <w:rPr>
+                <w:rFonts w:ascii="Arial" w:hAnsi="Arial"/>
+                <w:b w:val="0"/>
+                <w:i w:val="0"/>
+                <w:color w:val="232830"/>
+                <w:sz w:val="16"/>
+              </w:rPr>
+              <w:t>325 mg</w:t>
+            </w:r>
+          </w:p>
+        </w:tc>
+        <w:tc>
+          <w:tcPr>
+            <w:tcW w:type="dxa" w:w="1728"/>
+          </w:tcPr>
+          <w:p>
+            <w:r>
+              <w:rPr>
+                <w:rFonts w:ascii="Arial" w:hAnsi="Arial"/>
+                <w:b w:val="0"/>
+                <w:i w:val="0"/>
+                <w:color w:val="232830"/>
+                <w:sz w:val="16"/>
+              </w:rPr>
+              <w:t>Oral</w:t>
+            </w:r>
+          </w:p>
+        </w:tc>
+        <w:tc>
+          <w:tcPr>
+            <w:tcW w:type="dxa" w:w="1728"/>
+          </w:tcPr>
+          <w:p>
+            <w:r>
+              <w:rPr>
+                <w:rFonts w:ascii="Arial" w:hAnsi="Arial"/>
+                <w:b w:val="0"/>
+                <w:i w:val="0"/>
+                <w:color w:val="232830"/>
+                <w:sz w:val="16"/>
+              </w:rPr>
+              <w:t>Daily</w:t>
+            </w:r>
+          </w:p>
+        </w:tc>
+        <w:tc>
+          <w:tcPr>
+            <w:tcW w:type="dxa" w:w="1728"/>
+          </w:tcPr>
+          <w:p>
+            <w:r>
+              <w:rPr>
+                <w:rFonts w:ascii="Arial" w:hAnsi="Arial"/>
+                <w:b w:val="0"/>
+                <w:i w:val="0"/>
+                <w:color w:val="232830"/>
+                <w:sz w:val="16"/>
+              </w:rPr>
+              <w:t>Anemia of CKD</w:t>
+            </w:r>
+          </w:p>
+        </w:tc>
+        <w:tc>
+          <w:tcPr>
+            <w:tcW w:type="dxa" w:w="1728"/>
+          </w:tcPr>
+          <w:p>
+            <w:r>
+              <w:rPr>
+                <w:rFonts w:ascii="Arial" w:hAnsi="Arial"/>
+                <w:b w:val="0"/>
+                <w:i w:val="0"/>
+                <w:color w:val="232830"/>
+                <w:sz w:val="16"/>
+              </w:rPr>
+              <w:t>Continued</w:t>
+            </w:r>
+          </w:p>
+        </w:tc>
+      </w:tr>
+      <w:tr>
+        <w:tc>
+          <w:tcPr>
+            <w:tcW w:type="dxa" w:w="1728"/>
+            <w:shd w:val="clear" w:fill="EDF2FA"/>
+          </w:tcPr>
+          <w:p>
+            <w:r>
+              <w:rPr>
+                <w:rFonts w:ascii="Arial" w:hAnsi="Arial"/>
+                <w:b w:val="0"/>
+                <w:i w:val="0"/>
+                <w:color w:val="232830"/>
+                <w:sz w:val="16"/>
+              </w:rPr>
+              <w:t>Cholecalciferol</w:t>
+            </w:r>
+          </w:p>
+        </w:tc>
+        <w:tc>
+          <w:tcPr>
+            <w:tcW w:type="dxa" w:w="1728"/>
+            <w:shd w:val="clear" w:fill="EDF2FA"/>
+          </w:tcPr>
+          <w:p>
+            <w:r>
+              <w:rPr>
+                <w:rFonts w:ascii="Arial" w:hAnsi="Arial"/>
+                <w:b w:val="0"/>
+                <w:i w:val="0"/>
+                <w:color w:val="232830"/>
+                <w:sz w:val="16"/>
+              </w:rPr>
+              <w:t>2000 units</w:t>
+            </w:r>
+          </w:p>
+        </w:tc>
+        <w:tc>
+          <w:tcPr>
+            <w:tcW w:type="dxa" w:w="1728"/>
+            <w:shd w:val="clear" w:fill="EDF2FA"/>
+          </w:tcPr>
+          <w:p>
+            <w:r>
+              <w:rPr>
+                <w:rFonts w:ascii="Arial" w:hAnsi="Arial"/>
+                <w:b w:val="0"/>
+                <w:i w:val="0"/>
+                <w:color w:val="232830"/>
+                <w:sz w:val="16"/>
+              </w:rPr>
+              <w:t>Oral</w:t>
+            </w:r>
+          </w:p>
+        </w:tc>
+        <w:tc>
+          <w:tcPr>
+            <w:tcW w:type="dxa" w:w="1728"/>
+            <w:shd w:val="clear" w:fill="EDF2FA"/>
+          </w:tcPr>
+          <w:p>
+            <w:r>
+              <w:rPr>
+                <w:rFonts w:ascii="Arial" w:hAnsi="Arial"/>
+                <w:b w:val="0"/>
+                <w:i w:val="0"/>
+                <w:color w:val="232830"/>
+                <w:sz w:val="16"/>
+              </w:rPr>
+              <w:t>Daily</w:t>
+            </w:r>
+          </w:p>
+        </w:tc>
+        <w:tc>
+          <w:tcPr>
+            <w:tcW w:type="dxa" w:w="1728"/>
+            <w:shd w:val="clear" w:fill="EDF2FA"/>
+          </w:tcPr>
+          <w:p>
+            <w:r>
+              <w:rPr>
+                <w:rFonts w:ascii="Arial" w:hAnsi="Arial"/>
+                <w:b w:val="0"/>
+                <w:i w:val="0"/>
+                <w:color w:val="232830"/>
+                <w:sz w:val="16"/>
+              </w:rPr>
+              <w:t>CKD mineral-bone</w:t>
+            </w:r>
+          </w:p>
+        </w:tc>
+        <w:tc>
+          <w:tcPr>
+            <w:tcW w:type="dxa" w:w="1728"/>
+            <w:shd w:val="clear" w:fill="EDF2FA"/>
+          </w:tcPr>
+          <w:p>
+            <w:r>
+              <w:rPr>
+                <w:rFonts w:ascii="Arial" w:hAnsi="Arial"/>
+                <w:b w:val="0"/>
+                <w:i w:val="0"/>
+                <w:color w:val="232830"/>
+                <w:sz w:val="16"/>
               </w:rPr>
               <w:t>Continued</w:t>
             </w:r>
@@ -1701,10 +2325,12 @@
             <w:r>
               <w:rPr>
                 <w:rFonts w:ascii="Arial" w:hAnsi="Arial"/>
-                <w:color w:val="000000"/>
-                <w:sz w:val="17"/>
+                <w:b w:val="0"/>
+                <w:i w:val="0"/>
+                <w:color w:val="232830"/>
+                <w:sz w:val="16"/>
               </w:rPr>
-              <w:t>Clopidogrel</w:t>
+              <w:t>Pantoprazole</w:t>
             </w:r>
           </w:p>
         </w:tc>
@@ -1716,10 +2342,12 @@
             <w:r>
               <w:rPr>
                 <w:rFonts w:ascii="Arial" w:hAnsi="Arial"/>
-                <w:color w:val="000000"/>
-                <w:sz w:val="17"/>
+                <w:b w:val="0"/>
+                <w:i w:val="0"/>
+                <w:color w:val="232830"/>
+                <w:sz w:val="16"/>
               </w:rPr>
-              <w:t>75 mg</w:t>
+              <w:t>40 mg</w:t>
             </w:r>
           </w:p>
         </w:tc>
@@ -1731,8 +2359,10 @@
             <w:r>
               <w:rPr>
                 <w:rFonts w:ascii="Arial" w:hAnsi="Arial"/>
-                <w:color w:val="000000"/>
-                <w:sz w:val="17"/>
+                <w:b w:val="0"/>
+                <w:i w:val="0"/>
+                <w:color w:val="232830"/>
+                <w:sz w:val="16"/>
               </w:rPr>
               <w:t>Oral</w:t>
             </w:r>
@@ -1746,8 +2376,10 @@
             <w:r>
               <w:rPr>
                 <w:rFonts w:ascii="Arial" w:hAnsi="Arial"/>
-                <w:color w:val="000000"/>
-                <w:sz w:val="17"/>
+                <w:b w:val="0"/>
+                <w:i w:val="0"/>
+                <w:color w:val="232830"/>
+                <w:sz w:val="16"/>
               </w:rPr>
               <w:t>Daily</w:t>
             </w:r>
@@ -1761,376 +2393,10 @@
             <w:r>
               <w:rPr>
                 <w:rFonts w:ascii="Arial" w:hAnsi="Arial"/>
-                <w:color w:val="000000"/>
-                <w:sz w:val="17"/>
-              </w:rPr>
-              <w:t>PAD</w:t>
-            </w:r>
-          </w:p>
-        </w:tc>
-        <w:tc>
-          <w:tcPr>
-            <w:tcW w:type="dxa" w:w="1728"/>
-          </w:tcPr>
-          <w:p>
-            <w:r>
-              <w:rPr>
-                <w:rFonts w:ascii="Arial" w:hAnsi="Arial"/>
-                <w:color w:val="000000"/>
-                <w:sz w:val="17"/>
-              </w:rPr>
-              <w:t>Continued</w:t>
-            </w:r>
-          </w:p>
-        </w:tc>
-      </w:tr>
-      <w:tr>
-        <w:tc>
-          <w:tcPr>
-            <w:tcW w:type="dxa" w:w="1728"/>
-          </w:tcPr>
-          <w:p>
-            <w:r>
-              <w:rPr>
-                <w:rFonts w:ascii="Arial" w:hAnsi="Arial"/>
-                <w:color w:val="000000"/>
-                <w:sz w:val="17"/>
-              </w:rPr>
-              <w:t>Gabapentin</w:t>
-            </w:r>
-          </w:p>
-        </w:tc>
-        <w:tc>
-          <w:tcPr>
-            <w:tcW w:type="dxa" w:w="1728"/>
-          </w:tcPr>
-          <w:p>
-            <w:r>
-              <w:rPr>
-                <w:rFonts w:ascii="Arial" w:hAnsi="Arial"/>
-                <w:color w:val="000000"/>
-                <w:sz w:val="17"/>
-              </w:rPr>
-              <w:t>300 mg</w:t>
-            </w:r>
-          </w:p>
-        </w:tc>
-        <w:tc>
-          <w:tcPr>
-            <w:tcW w:type="dxa" w:w="1728"/>
-          </w:tcPr>
-          <w:p>
-            <w:r>
-              <w:rPr>
-                <w:rFonts w:ascii="Arial" w:hAnsi="Arial"/>
-                <w:color w:val="000000"/>
-                <w:sz w:val="17"/>
-              </w:rPr>
-              <w:t>Oral</w:t>
-            </w:r>
-          </w:p>
-        </w:tc>
-        <w:tc>
-          <w:tcPr>
-            <w:tcW w:type="dxa" w:w="1728"/>
-          </w:tcPr>
-          <w:p>
-            <w:r>
-              <w:rPr>
-                <w:rFonts w:ascii="Arial" w:hAnsi="Arial"/>
-                <w:color w:val="000000"/>
-                <w:sz w:val="17"/>
-              </w:rPr>
-              <w:t>Three times daily</w:t>
-            </w:r>
-          </w:p>
-        </w:tc>
-        <w:tc>
-          <w:tcPr>
-            <w:tcW w:type="dxa" w:w="1728"/>
-          </w:tcPr>
-          <w:p>
-            <w:r>
-              <w:rPr>
-                <w:rFonts w:ascii="Arial" w:hAnsi="Arial"/>
-                <w:color w:val="000000"/>
-                <w:sz w:val="17"/>
-              </w:rPr>
-              <w:t>Neuropathy</w:t>
-            </w:r>
-          </w:p>
-        </w:tc>
-        <w:tc>
-          <w:tcPr>
-            <w:tcW w:type="dxa" w:w="1728"/>
-          </w:tcPr>
-          <w:p>
-            <w:r>
-              <w:rPr>
-                <w:rFonts w:ascii="Arial" w:hAnsi="Arial"/>
-                <w:color w:val="000000"/>
-                <w:sz w:val="17"/>
-              </w:rPr>
-              <w:t>Continued, renally checked</w:t>
-            </w:r>
-          </w:p>
-        </w:tc>
-      </w:tr>
-      <w:tr>
-        <w:tc>
-          <w:tcPr>
-            <w:tcW w:type="dxa" w:w="1728"/>
-          </w:tcPr>
-          <w:p>
-            <w:r>
-              <w:rPr>
-                <w:rFonts w:ascii="Arial" w:hAnsi="Arial"/>
-                <w:color w:val="000000"/>
-                <w:sz w:val="17"/>
-              </w:rPr>
-              <w:t>Ferrous sulfate</w:t>
-            </w:r>
-          </w:p>
-        </w:tc>
-        <w:tc>
-          <w:tcPr>
-            <w:tcW w:type="dxa" w:w="1728"/>
-          </w:tcPr>
-          <w:p>
-            <w:r>
-              <w:rPr>
-                <w:rFonts w:ascii="Arial" w:hAnsi="Arial"/>
-                <w:color w:val="000000"/>
-                <w:sz w:val="17"/>
-              </w:rPr>
-              <w:t>325 mg</w:t>
-            </w:r>
-          </w:p>
-        </w:tc>
-        <w:tc>
-          <w:tcPr>
-            <w:tcW w:type="dxa" w:w="1728"/>
-          </w:tcPr>
-          <w:p>
-            <w:r>
-              <w:rPr>
-                <w:rFonts w:ascii="Arial" w:hAnsi="Arial"/>
-                <w:color w:val="000000"/>
-                <w:sz w:val="17"/>
-              </w:rPr>
-              <w:t>Oral</w:t>
-            </w:r>
-          </w:p>
-        </w:tc>
-        <w:tc>
-          <w:tcPr>
-            <w:tcW w:type="dxa" w:w="1728"/>
-          </w:tcPr>
-          <w:p>
-            <w:r>
-              <w:rPr>
-                <w:rFonts w:ascii="Arial" w:hAnsi="Arial"/>
-                <w:color w:val="000000"/>
-                <w:sz w:val="17"/>
-              </w:rPr>
-              <w:t>Daily</w:t>
-            </w:r>
-          </w:p>
-        </w:tc>
-        <w:tc>
-          <w:tcPr>
-            <w:tcW w:type="dxa" w:w="1728"/>
-          </w:tcPr>
-          <w:p>
-            <w:r>
-              <w:rPr>
-                <w:rFonts w:ascii="Arial" w:hAnsi="Arial"/>
-                <w:color w:val="000000"/>
-                <w:sz w:val="17"/>
-              </w:rPr>
-              <w:t>Anemia of CKD</w:t>
-            </w:r>
-          </w:p>
-        </w:tc>
-        <w:tc>
-          <w:tcPr>
-            <w:tcW w:type="dxa" w:w="1728"/>
-          </w:tcPr>
-          <w:p>
-            <w:r>
-              <w:rPr>
-                <w:rFonts w:ascii="Arial" w:hAnsi="Arial"/>
-                <w:color w:val="000000"/>
-                <w:sz w:val="17"/>
-              </w:rPr>
-              <w:t>Continued</w:t>
-            </w:r>
-          </w:p>
-        </w:tc>
-      </w:tr>
-      <w:tr>
-        <w:tc>
-          <w:tcPr>
-            <w:tcW w:type="dxa" w:w="1728"/>
-          </w:tcPr>
-          <w:p>
-            <w:r>
-              <w:rPr>
-                <w:rFonts w:ascii="Arial" w:hAnsi="Arial"/>
-                <w:color w:val="000000"/>
-                <w:sz w:val="17"/>
-              </w:rPr>
-              <w:t>Cholecalciferol</w:t>
-            </w:r>
-          </w:p>
-        </w:tc>
-        <w:tc>
-          <w:tcPr>
-            <w:tcW w:type="dxa" w:w="1728"/>
-          </w:tcPr>
-          <w:p>
-            <w:r>
-              <w:rPr>
-                <w:rFonts w:ascii="Arial" w:hAnsi="Arial"/>
-                <w:color w:val="000000"/>
-                <w:sz w:val="17"/>
-              </w:rPr>
-              <w:t>2000 units</w:t>
-            </w:r>
-          </w:p>
-        </w:tc>
-        <w:tc>
-          <w:tcPr>
-            <w:tcW w:type="dxa" w:w="1728"/>
-          </w:tcPr>
-          <w:p>
-            <w:r>
-              <w:rPr>
-                <w:rFonts w:ascii="Arial" w:hAnsi="Arial"/>
-                <w:color w:val="000000"/>
-                <w:sz w:val="17"/>
-              </w:rPr>
-              <w:t>Oral</w:t>
-            </w:r>
-          </w:p>
-        </w:tc>
-        <w:tc>
-          <w:tcPr>
-            <w:tcW w:type="dxa" w:w="1728"/>
-          </w:tcPr>
-          <w:p>
-            <w:r>
-              <w:rPr>
-                <w:rFonts w:ascii="Arial" w:hAnsi="Arial"/>
-                <w:color w:val="000000"/>
-                <w:sz w:val="17"/>
-              </w:rPr>
-              <w:t>Daily</w:t>
-            </w:r>
-          </w:p>
-        </w:tc>
-        <w:tc>
-          <w:tcPr>
-            <w:tcW w:type="dxa" w:w="1728"/>
-          </w:tcPr>
-          <w:p>
-            <w:r>
-              <w:rPr>
-                <w:rFonts w:ascii="Arial" w:hAnsi="Arial"/>
-                <w:color w:val="000000"/>
-                <w:sz w:val="17"/>
-              </w:rPr>
-              <w:t>CKD mineral-bone</w:t>
-            </w:r>
-          </w:p>
-        </w:tc>
-        <w:tc>
-          <w:tcPr>
-            <w:tcW w:type="dxa" w:w="1728"/>
-          </w:tcPr>
-          <w:p>
-            <w:r>
-              <w:rPr>
-                <w:rFonts w:ascii="Arial" w:hAnsi="Arial"/>
-                <w:color w:val="000000"/>
-                <w:sz w:val="17"/>
-              </w:rPr>
-              <w:t>Continued</w:t>
-            </w:r>
-          </w:p>
-        </w:tc>
-      </w:tr>
-      <w:tr>
-        <w:tc>
-          <w:tcPr>
-            <w:tcW w:type="dxa" w:w="1728"/>
-          </w:tcPr>
-          <w:p>
-            <w:r>
-              <w:rPr>
-                <w:rFonts w:ascii="Arial" w:hAnsi="Arial"/>
-                <w:color w:val="000000"/>
-                <w:sz w:val="17"/>
-              </w:rPr>
-              <w:t>Pantoprazole</w:t>
-            </w:r>
-          </w:p>
-        </w:tc>
-        <w:tc>
-          <w:tcPr>
-            <w:tcW w:type="dxa" w:w="1728"/>
-          </w:tcPr>
-          <w:p>
-            <w:r>
-              <w:rPr>
-                <w:rFonts w:ascii="Arial" w:hAnsi="Arial"/>
-                <w:color w:val="000000"/>
-                <w:sz w:val="17"/>
-              </w:rPr>
-              <w:t>40 mg</w:t>
-            </w:r>
-          </w:p>
-        </w:tc>
-        <w:tc>
-          <w:tcPr>
-            <w:tcW w:type="dxa" w:w="1728"/>
-          </w:tcPr>
-          <w:p>
-            <w:r>
-              <w:rPr>
-                <w:rFonts w:ascii="Arial" w:hAnsi="Arial"/>
-                <w:color w:val="000000"/>
-                <w:sz w:val="17"/>
-              </w:rPr>
-              <w:t>Oral</w:t>
-            </w:r>
-          </w:p>
-        </w:tc>
-        <w:tc>
-          <w:tcPr>
-            <w:tcW w:type="dxa" w:w="1728"/>
-          </w:tcPr>
-          <w:p>
-            <w:r>
-              <w:rPr>
-                <w:rFonts w:ascii="Arial" w:hAnsi="Arial"/>
-                <w:color w:val="000000"/>
-                <w:sz w:val="17"/>
-              </w:rPr>
-              <w:t>Daily</w:t>
-            </w:r>
-          </w:p>
-        </w:tc>
-        <w:tc>
-          <w:tcPr>
-            <w:tcW w:type="dxa" w:w="1728"/>
-          </w:tcPr>
-          <w:p>
-            <w:r>
-              <w:rPr>
-                <w:rFonts w:ascii="Arial" w:hAnsi="Arial"/>
-                <w:color w:val="000000"/>
-                <w:sz w:val="17"/>
+                <w:b w:val="0"/>
+                <w:i w:val="0"/>
+                <w:color w:val="232830"/>
+                <w:sz w:val="16"/>
               </w:rPr>
               <w:t>GERD</w:t>
             </w:r>
@@ -2144,8 +2410,10 @@
             <w:r>
               <w:rPr>
                 <w:rFonts w:ascii="Arial" w:hAnsi="Arial"/>
-                <w:color w:val="000000"/>
-                <w:sz w:val="17"/>
+                <w:b w:val="0"/>
+                <w:i w:val="0"/>
+                <w:color w:val="232830"/>
+                <w:sz w:val="16"/>
               </w:rPr>
               <w:t>Continued</w:t>
             </w:r>
@@ -2156,13 +2424,16 @@
         <w:tc>
           <w:tcPr>
             <w:tcW w:type="dxa" w:w="1728"/>
+            <w:shd w:val="clear" w:fill="EDF2FA"/>
           </w:tcPr>
           <w:p>
             <w:r>
               <w:rPr>
                 <w:rFonts w:ascii="Arial" w:hAnsi="Arial"/>
-                <w:color w:val="000000"/>
-                <w:sz w:val="17"/>
+                <w:b w:val="0"/>
+                <w:i w:val="0"/>
+                <w:color w:val="232830"/>
+                <w:sz w:val="16"/>
               </w:rPr>
               <w:t>Acetaminophen</w:t>
             </w:r>
@@ -2171,13 +2442,16 @@
         <w:tc>
           <w:tcPr>
             <w:tcW w:type="dxa" w:w="1728"/>
+            <w:shd w:val="clear" w:fill="EDF2FA"/>
           </w:tcPr>
           <w:p>
             <w:r>
               <w:rPr>
                 <w:rFonts w:ascii="Arial" w:hAnsi="Arial"/>
-                <w:color w:val="000000"/>
-                <w:sz w:val="17"/>
+                <w:b w:val="0"/>
+                <w:i w:val="0"/>
+                <w:color w:val="232830"/>
+                <w:sz w:val="16"/>
               </w:rPr>
               <w:t>650 mg</w:t>
             </w:r>
@@ -2186,13 +2460,16 @@
         <w:tc>
           <w:tcPr>
             <w:tcW w:type="dxa" w:w="1728"/>
+            <w:shd w:val="clear" w:fill="EDF2FA"/>
           </w:tcPr>
           <w:p>
             <w:r>
               <w:rPr>
                 <w:rFonts w:ascii="Arial" w:hAnsi="Arial"/>
-                <w:color w:val="000000"/>
-                <w:sz w:val="17"/>
+                <w:b w:val="0"/>
+                <w:i w:val="0"/>
+                <w:color w:val="232830"/>
+                <w:sz w:val="16"/>
               </w:rPr>
               <w:t>Oral</w:t>
             </w:r>
@@ -2201,13 +2478,16 @@
         <w:tc>
           <w:tcPr>
             <w:tcW w:type="dxa" w:w="1728"/>
+            <w:shd w:val="clear" w:fill="EDF2FA"/>
           </w:tcPr>
           <w:p>
             <w:r>
               <w:rPr>
                 <w:rFonts w:ascii="Arial" w:hAnsi="Arial"/>
-                <w:color w:val="000000"/>
-                <w:sz w:val="17"/>
+                <w:b w:val="0"/>
+                <w:i w:val="0"/>
+                <w:color w:val="232830"/>
+                <w:sz w:val="16"/>
               </w:rPr>
               <w:t>Three times daily as needed</w:t>
             </w:r>
@@ -2216,13 +2496,16 @@
         <w:tc>
           <w:tcPr>
             <w:tcW w:type="dxa" w:w="1728"/>
+            <w:shd w:val="clear" w:fill="EDF2FA"/>
           </w:tcPr>
           <w:p>
             <w:r>
               <w:rPr>
                 <w:rFonts w:ascii="Arial" w:hAnsi="Arial"/>
-                <w:color w:val="000000"/>
-                <w:sz w:val="17"/>
+                <w:b w:val="0"/>
+                <w:i w:val="0"/>
+                <w:color w:val="232830"/>
+                <w:sz w:val="16"/>
               </w:rPr>
               <w:t>Knee osteoarthritis</w:t>
             </w:r>
@@ -2231,13 +2514,16 @@
         <w:tc>
           <w:tcPr>
             <w:tcW w:type="dxa" w:w="1728"/>
+            <w:shd w:val="clear" w:fill="EDF2FA"/>
           </w:tcPr>
           <w:p>
             <w:r>
               <w:rPr>
                 <w:rFonts w:ascii="Arial" w:hAnsi="Arial"/>
-                <w:color w:val="000000"/>
-                <w:sz w:val="17"/>
+                <w:b w:val="0"/>
+                <w:i w:val="0"/>
+                <w:color w:val="232830"/>
+                <w:sz w:val="16"/>
               </w:rPr>
               <w:t>Continued</w:t>
             </w:r>
@@ -2250,7 +2536,9 @@
       <w:r>
         <w:rPr>
           <w:rFonts w:ascii="Arial" w:hAnsi="Arial"/>
-          <w:color w:val="000000"/>
+          <w:b w:val="0"/>
+          <w:i w:val="0"/>
+          <w:color w:val="232830"/>
           <w:sz w:val="19"/>
         </w:rPr>
         <w:t>Note: NSAIDs are avoided given chronic kidney disease; acetaminophen is the analgesic for the knee.</w:t>
@@ -2258,15 +2546,17 @@
     </w:p>
     <w:p>
       <w:pPr>
+        <w:spacing w:before="180" w:after="60"/>
         <w:pBdr>
-          <w:bottom w:val="single" w:sz="4" w:space="1" w:color="BFBFBF"/>
+          <w:bottom w:val="single" w:sz="6" w:color="C9D4EA" w:space="2"/>
         </w:pBdr>
       </w:pPr>
       <w:r>
         <w:rPr>
           <w:rFonts w:ascii="Arial" w:hAnsi="Arial"/>
           <w:b/>
-          <w:color w:val="000000"/>
+          <w:i w:val="0"/>
+          <w:color w:val="4472C4"/>
           <w:sz w:val="20"/>
         </w:rPr>
         <w:t>ALLERGIES</w:t>
@@ -2276,7 +2566,9 @@
       <w:r>
         <w:rPr>
           <w:rFonts w:ascii="Arial" w:hAnsi="Arial"/>
-          <w:color w:val="000000"/>
+          <w:b w:val="0"/>
+          <w:i w:val="0"/>
+          <w:color w:val="232830"/>
           <w:sz w:val="19"/>
         </w:rPr>
         <w:t>Sulfa (sulfonamide antibiotics), documented rash.</w:t>
@@ -2284,15 +2576,17 @@
     </w:p>
     <w:p>
       <w:pPr>
+        <w:spacing w:before="180" w:after="60"/>
         <w:pBdr>
-          <w:bottom w:val="single" w:sz="4" w:space="1" w:color="BFBFBF"/>
+          <w:bottom w:val="single" w:sz="6" w:color="C9D4EA" w:space="2"/>
         </w:pBdr>
       </w:pPr>
       <w:r>
         <w:rPr>
           <w:rFonts w:ascii="Arial" w:hAnsi="Arial"/>
           <w:b/>
-          <w:color w:val="000000"/>
+          <w:i w:val="0"/>
+          <w:color w:val="4472C4"/>
           <w:sz w:val="20"/>
         </w:rPr>
         <w:t>PHYSICAL EXAMINATION</w:t>
@@ -2302,7 +2596,9 @@
       <w:r>
         <w:rPr>
           <w:rFonts w:ascii="Arial" w:hAnsi="Arial"/>
-          <w:color w:val="000000"/>
+          <w:b w:val="0"/>
+          <w:i w:val="0"/>
+          <w:color w:val="232830"/>
           <w:sz w:val="19"/>
         </w:rPr>
         <w:t>Temperature 38.2 C, Heart Rate 104, Blood Pressure 148/82, Respiratory Rate 18, SpO2 96 percent room air. General: obese, uncomfortable. Cardiac: regular, no new murmur. Pulmonary: clear. Left foot: warm, edematous forefoot, plantar ulcer first to second metatarsal head with purulent malodorous drainage, surrounding erythema, no crepitus, no exposed bone on probing at bedside. Pulses diminished bilaterally, feet cool. Neuro: decreased monofilament sensation bilaterally.</w:t>
@@ -2310,15 +2606,17 @@
     </w:p>
     <w:p>
       <w:pPr>
+        <w:spacing w:before="180" w:after="60"/>
         <w:pBdr>
-          <w:bottom w:val="single" w:sz="4" w:space="1" w:color="BFBFBF"/>
+          <w:bottom w:val="single" w:sz="6" w:color="C9D4EA" w:space="2"/>
         </w:pBdr>
       </w:pPr>
       <w:r>
         <w:rPr>
           <w:rFonts w:ascii="Arial" w:hAnsi="Arial"/>
           <w:b/>
-          <w:color w:val="000000"/>
+          <w:i w:val="0"/>
+          <w:color w:val="4472C4"/>
           <w:sz w:val="20"/>
         </w:rPr>
         <w:t>ASSESSMENT AND PLAN</w:t>
@@ -2327,11 +2625,14 @@
     <w:p>
       <w:pPr>
         <w:pStyle w:val="ListBullet"/>
+        <w:spacing w:after="30"/>
       </w:pPr>
       <w:r>
         <w:rPr>
           <w:rFonts w:ascii="Arial" w:hAnsi="Arial"/>
-          <w:color w:val="000000"/>
+          <w:b w:val="0"/>
+          <w:i w:val="0"/>
+          <w:color w:val="232830"/>
           <w:sz w:val="19"/>
         </w:rPr>
         <w:t>1. Limb-threatening left diabetic foot infection. Empiric vancomycin and piperacillin-tazobactam, renally dosed. Urgent podiatry and surgical evaluation for debridement. Deep cultures at debridement.</w:t>
@@ -2340,11 +2641,14 @@
     <w:p>
       <w:pPr>
         <w:pStyle w:val="ListBullet"/>
+        <w:spacing w:after="30"/>
       </w:pPr>
       <w:r>
         <w:rPr>
           <w:rFonts w:ascii="Arial" w:hAnsi="Arial"/>
-          <w:color w:val="000000"/>
+          <w:b w:val="0"/>
+          <w:i w:val="0"/>
+          <w:color w:val="232830"/>
           <w:sz w:val="19"/>
         </w:rPr>
         <w:t>2. Acute kidney injury on CKD stage 3b, creatinine 2.1 from baseline 1.5. Hold metformin, empagliflozin, lisinopril. Renal dosing for all agents. Avoid nephrotoxins and contrast.</w:t>
@@ -2353,11 +2657,14 @@
     <w:p>
       <w:pPr>
         <w:pStyle w:val="ListBullet"/>
+        <w:spacing w:after="30"/>
       </w:pPr>
       <w:r>
         <w:rPr>
           <w:rFonts w:ascii="Arial" w:hAnsi="Arial"/>
-          <w:color w:val="000000"/>
+          <w:b w:val="0"/>
+          <w:i w:val="0"/>
+          <w:color w:val="232830"/>
           <w:sz w:val="19"/>
         </w:rPr>
         <w:t>3. Type 2 diabetes. Basal insulin continued and adjusted; prandial sliding scale. Endocrine input.</w:t>
@@ -2366,11 +2673,14 @@
     <w:p>
       <w:pPr>
         <w:pStyle w:val="ListBullet"/>
+        <w:spacing w:after="30"/>
       </w:pPr>
       <w:r>
         <w:rPr>
           <w:rFonts w:ascii="Arial" w:hAnsi="Arial"/>
-          <w:color w:val="000000"/>
+          <w:b w:val="0"/>
+          <w:i w:val="0"/>
+          <w:color w:val="232830"/>
           <w:sz w:val="19"/>
         </w:rPr>
         <w:t>4. Peripheral arterial disease. Vascular evaluation for perfusion given limb threat; non-invasive studies.</w:t>
@@ -2379,11 +2689,14 @@
     <w:p>
       <w:pPr>
         <w:pStyle w:val="ListBullet"/>
+        <w:spacing w:after="30"/>
       </w:pPr>
       <w:r>
         <w:rPr>
           <w:rFonts w:ascii="Arial" w:hAnsi="Arial"/>
-          <w:color w:val="000000"/>
+          <w:b w:val="0"/>
+          <w:i w:val="0"/>
+          <w:color w:val="232830"/>
           <w:sz w:val="19"/>
         </w:rPr>
         <w:t>5. HFpEF. Continue furosemide, monitor volume.</w:t>
@@ -2392,11 +2705,14 @@
     <w:p>
       <w:pPr>
         <w:pStyle w:val="ListBullet"/>
+        <w:spacing w:after="30"/>
       </w:pPr>
       <w:r>
         <w:rPr>
           <w:rFonts w:ascii="Arial" w:hAnsi="Arial"/>
-          <w:color w:val="000000"/>
+          <w:b w:val="0"/>
+          <w:i w:val="0"/>
+          <w:color w:val="232830"/>
           <w:sz w:val="19"/>
         </w:rPr>
         <w:t>6. Anemia of CKD, hemoglobin 9.8, stable. Iron continued; monitor.</w:t>
@@ -2405,24 +2721,33 @@
     <w:p>
       <w:pPr>
         <w:pStyle w:val="ListBullet"/>
+        <w:spacing w:after="30"/>
       </w:pPr>
       <w:r>
         <w:rPr>
           <w:rFonts w:ascii="Arial" w:hAnsi="Arial"/>
-          <w:color w:val="000000"/>
+          <w:b w:val="0"/>
+          <w:i w:val="0"/>
+          <w:color w:val="232830"/>
           <w:sz w:val="19"/>
         </w:rPr>
         <w:t>7. Disposition. Lives alone, second-floor walk-up, night-working caregiver. Early case management and therapy involvement.</w:t>
       </w:r>
     </w:p>
-    <w:p/>
     <w:p>
+      <w:pPr>
+        <w:spacing w:before="200"/>
+        <w:pBdr>
+          <w:top w:val="single" w:sz="4" w:color="C9D4EA" w:space="4"/>
+        </w:pBdr>
+      </w:pPr>
       <w:r>
         <w:rPr>
           <w:rFonts w:ascii="Arial" w:hAnsi="Arial"/>
+          <w:b w:val="0"/>
           <w:i/>
-          <w:color w:val="000000"/>
-          <w:sz w:val="19"/>
+          <w:color w:val="5E6670"/>
+          <w:sz w:val="18"/>
         </w:rPr>
         <w:t>Electronically signed by Tobias Renquist, MD (PGY-2) on 05/16/2026 1205; cosigned by Marisol Everet, MD on 05/16/2026 1320</w:t>
       </w:r>
@@ -2447,8 +2772,18 @@
 <w:ftr xmlns:m="http://schemas.openxmlformats.org/officeDocument/2006/math" xmlns:mc="http://schemas.openxmlformats.org/markup-compatibility/2006" xmlns:mo="http://schemas.microsoft.com/office/mac/office/2008/main" xmlns:mv="urn:schemas-microsoft-com:mac:vml" xmlns:o="urn:schemas-microsoft-com:office:office" xmlns:r="http://schemas.openxmlformats.org/officeDocument/2006/relationships" xmlns:v="urn:schemas-microsoft-com:vml" xmlns:w10="urn:schemas-microsoft-com:office:word" xmlns:w14="http://schemas.microsoft.com/office/word/2010/wordml" xmlns:w="http://schemas.openxmlformats.org/wordprocessingml/2006/main" xmlns:wne="http://schemas.microsoft.com/office/word/2006/wordml" xmlns:wp14="http://schemas.microsoft.com/office/word/2010/wordprocessingDrawing" xmlns:wp="http://schemas.openxmlformats.org/drawingml/2006/wordprocessingDrawing" xmlns:wpc="http://schemas.microsoft.com/office/word/2010/wordprocessingCanvas" xmlns:wpg="http://schemas.microsoft.com/office/word/2010/wordprocessingGroup" xmlns:wpi="http://schemas.microsoft.com/office/word/2010/wordprocessingInk" xmlns:wps="http://schemas.microsoft.com/office/word/2010/wordprocessingShape" mc:Ignorable="w14 wp14">
   <w:p>
     <w:pPr>
-      <w:pStyle w:val="Footer"/>
+      <w:jc w:val="center"/>
     </w:pPr>
+    <w:r>
+      <w:rPr>
+        <w:rFonts w:ascii="Arial" w:hAnsi="Arial"/>
+        <w:b w:val="0"/>
+        <w:i w:val="0"/>
+        <w:color w:val="5E6670"/>
+        <w:sz w:val="15"/>
+      </w:rPr>
+      <w:t>Harbor Crest Regional Medical Center  |  HISTORY AND PHYSICAL  |  Confidential</w:t>
+    </w:r>
   </w:p>
 </w:ftr>
 </file>
@@ -2457,8 +2792,18 @@
 <w:ftr xmlns:m="http://schemas.openxmlformats.org/officeDocument/2006/math" xmlns:mc="http://schemas.openxmlformats.org/markup-compatibility/2006" xmlns:mo="http://schemas.microsoft.com/office/mac/office/2008/main" xmlns:mv="urn:schemas-microsoft-com:mac:vml" xmlns:o="urn:schemas-microsoft-com:office:office" xmlns:r="http://schemas.openxmlformats.org/officeDocument/2006/relationships" xmlns:v="urn:schemas-microsoft-com:vml" xmlns:w10="urn:schemas-microsoft-com:office:word" xmlns:w14="http://schemas.microsoft.com/office/word/2010/wordml" xmlns:w="http://schemas.openxmlformats.org/wordprocessingml/2006/main" xmlns:wne="http://schemas.microsoft.com/office/word/2006/wordml" xmlns:wp14="http://schemas.microsoft.com/office/word/2010/wordprocessingDrawing" xmlns:wp="http://schemas.openxmlformats.org/drawingml/2006/wordprocessingDrawing" xmlns:wpc="http://schemas.microsoft.com/office/word/2010/wordprocessingCanvas" xmlns:wpg="http://schemas.microsoft.com/office/word/2010/wordprocessingGroup" xmlns:wpi="http://schemas.microsoft.com/office/word/2010/wordprocessingInk" xmlns:wps="http://schemas.microsoft.com/office/word/2010/wordprocessingShape" mc:Ignorable="w14 wp14">
   <w:p>
     <w:pPr>
-      <w:pStyle w:val="Footer"/>
+      <w:jc w:val="center"/>
     </w:pPr>
+    <w:r>
+      <w:rPr>
+        <w:rFonts w:ascii="Arial" w:hAnsi="Arial"/>
+        <w:b w:val="0"/>
+        <w:i w:val="0"/>
+        <w:color w:val="5E6670"/>
+        <w:sz w:val="15"/>
+      </w:rPr>
+      <w:t>Harbor Crest Regional Medical Center  |  HISTORY AND PHYSICAL  |  Confidential</w:t>
+    </w:r>
   </w:p>
 </w:ftr>
 </file>
@@ -2467,8 +2812,18 @@
 <w:ftr xmlns:m="http://schemas.openxmlformats.org/officeDocument/2006/math" xmlns:mc="http://schemas.openxmlformats.org/markup-compatibility/2006" xmlns:mo="http://schemas.microsoft.com/office/mac/office/2008/main" xmlns:mv="urn:schemas-microsoft-com:mac:vml" xmlns:o="urn:schemas-microsoft-com:office:office" xmlns:r="http://schemas.openxmlformats.org/officeDocument/2006/relationships" xmlns:v="urn:schemas-microsoft-com:vml" xmlns:w10="urn:schemas-microsoft-com:office:word" xmlns:w14="http://schemas.microsoft.com/office/word/2010/wordml" xmlns:w="http://schemas.openxmlformats.org/wordprocessingml/2006/main" xmlns:wne="http://schemas.microsoft.com/office/word/2006/wordml" xmlns:wp14="http://schemas.microsoft.com/office/word/2010/wordprocessingDrawing" xmlns:wp="http://schemas.openxmlformats.org/drawingml/2006/wordprocessingDrawing" xmlns:wpc="http://schemas.microsoft.com/office/word/2010/wordprocessingCanvas" xmlns:wpg="http://schemas.microsoft.com/office/word/2010/wordprocessingGroup" xmlns:wpi="http://schemas.microsoft.com/office/word/2010/wordprocessingInk" xmlns:wps="http://schemas.microsoft.com/office/word/2010/wordprocessingShape" mc:Ignorable="w14 wp14">
   <w:p>
     <w:pPr>
-      <w:pStyle w:val="Footer"/>
+      <w:jc w:val="center"/>
     </w:pPr>
+    <w:r>
+      <w:rPr>
+        <w:rFonts w:ascii="Arial" w:hAnsi="Arial"/>
+        <w:b w:val="0"/>
+        <w:i w:val="0"/>
+        <w:color w:val="5E6670"/>
+        <w:sz w:val="15"/>
+      </w:rPr>
+      <w:t>Harbor Crest Regional Medical Center  |  HISTORY AND PHYSICAL  |  Confidential</w:t>
+    </w:r>
   </w:p>
 </w:ftr>
 </file>
@@ -2476,9 +2831,16 @@
 <file path=word/header1.xml><?xml version="1.0" encoding="utf-8"?>
 <w:hdr xmlns:m="http://schemas.openxmlformats.org/officeDocument/2006/math" xmlns:mc="http://schemas.openxmlformats.org/markup-compatibility/2006" xmlns:mo="http://schemas.microsoft.com/office/mac/office/2008/main" xmlns:mv="urn:schemas-microsoft-com:mac:vml" xmlns:o="urn:schemas-microsoft-com:office:office" xmlns:r="http://schemas.openxmlformats.org/officeDocument/2006/relationships" xmlns:v="urn:schemas-microsoft-com:vml" xmlns:w10="urn:schemas-microsoft-com:office:word" xmlns:w14="http://schemas.microsoft.com/office/word/2010/wordml" xmlns:w="http://schemas.openxmlformats.org/wordprocessingml/2006/main" xmlns:wne="http://schemas.microsoft.com/office/word/2006/wordml" xmlns:wp14="http://schemas.microsoft.com/office/word/2010/wordprocessingDrawing" xmlns:wp="http://schemas.openxmlformats.org/drawingml/2006/wordprocessingDrawing" xmlns:wpc="http://schemas.microsoft.com/office/word/2010/wordprocessingCanvas" xmlns:wpg="http://schemas.microsoft.com/office/word/2010/wordprocessingGroup" xmlns:wpi="http://schemas.microsoft.com/office/word/2010/wordprocessingInk" xmlns:wps="http://schemas.microsoft.com/office/word/2010/wordprocessingShape" mc:Ignorable="w14 wp14">
   <w:p>
-    <w:pPr>
-      <w:pStyle w:val="Header"/>
-    </w:pPr>
+    <w:r>
+      <w:rPr>
+        <w:rFonts w:ascii="Arial" w:hAnsi="Arial"/>
+        <w:b w:val="0"/>
+        <w:i w:val="0"/>
+        <w:color w:val="5E6670"/>
+        <w:sz w:val="15"/>
+      </w:rPr>
+      <w:t>Ondina Vasquell  |  MRN OV-3358104</w:t>
+    </w:r>
   </w:p>
 </w:hdr>
 </file>
@@ -2486,9 +2848,16 @@
 <file path=word/header2.xml><?xml version="1.0" encoding="utf-8"?>
 <w:hdr xmlns:m="http://schemas.openxmlformats.org/officeDocument/2006/math" xmlns:mc="http://schemas.openxmlformats.org/markup-compatibility/2006" xmlns:mo="http://schemas.microsoft.com/office/mac/office/2008/main" xmlns:mv="urn:schemas-microsoft-com:mac:vml" xmlns:o="urn:schemas-microsoft-com:office:office" xmlns:r="http://schemas.openxmlformats.org/officeDocument/2006/relationships" xmlns:v="urn:schemas-microsoft-com:vml" xmlns:w10="urn:schemas-microsoft-com:office:word" xmlns:w14="http://schemas.microsoft.com/office/word/2010/wordml" xmlns:w="http://schemas.openxmlformats.org/wordprocessingml/2006/main" xmlns:wne="http://schemas.microsoft.com/office/word/2006/wordml" xmlns:wp14="http://schemas.microsoft.com/office/word/2010/wordprocessingDrawing" xmlns:wp="http://schemas.openxmlformats.org/drawingml/2006/wordprocessingDrawing" xmlns:wpc="http://schemas.microsoft.com/office/word/2010/wordprocessingCanvas" xmlns:wpg="http://schemas.microsoft.com/office/word/2010/wordprocessingGroup" xmlns:wpi="http://schemas.microsoft.com/office/word/2010/wordprocessingInk" xmlns:wps="http://schemas.microsoft.com/office/word/2010/wordprocessingShape" mc:Ignorable="w14 wp14">
   <w:p>
-    <w:pPr>
-      <w:pStyle w:val="Header"/>
-    </w:pPr>
+    <w:r>
+      <w:rPr>
+        <w:rFonts w:ascii="Arial" w:hAnsi="Arial"/>
+        <w:b w:val="0"/>
+        <w:i w:val="0"/>
+        <w:color w:val="5E6670"/>
+        <w:sz w:val="15"/>
+      </w:rPr>
+      <w:t>Ondina Vasquell  |  MRN OV-3358104</w:t>
+    </w:r>
   </w:p>
 </w:hdr>
 </file>
@@ -2496,9 +2865,16 @@
 <file path=word/header3.xml><?xml version="1.0" encoding="utf-8"?>
 <w:hdr xmlns:m="http://schemas.openxmlformats.org/officeDocument/2006/math" xmlns:mc="http://schemas.openxmlformats.org/markup-compatibility/2006" xmlns:mo="http://schemas.microsoft.com/office/mac/office/2008/main" xmlns:mv="urn:schemas-microsoft-com:mac:vml" xmlns:o="urn:schemas-microsoft-com:office:office" xmlns:r="http://schemas.openxmlformats.org/officeDocument/2006/relationships" xmlns:v="urn:schemas-microsoft-com:vml" xmlns:w10="urn:schemas-microsoft-com:office:word" xmlns:w14="http://schemas.microsoft.com/office/word/2010/wordml" xmlns:w="http://schemas.openxmlformats.org/wordprocessingml/2006/main" xmlns:wne="http://schemas.microsoft.com/office/word/2006/wordml" xmlns:wp14="http://schemas.microsoft.com/office/word/2010/wordprocessingDrawing" xmlns:wp="http://schemas.openxmlformats.org/drawingml/2006/wordprocessingDrawing" xmlns:wpc="http://schemas.microsoft.com/office/word/2010/wordprocessingCanvas" xmlns:wpg="http://schemas.microsoft.com/office/word/2010/wordprocessingGroup" xmlns:wpi="http://schemas.microsoft.com/office/word/2010/wordprocessingInk" xmlns:wps="http://schemas.microsoft.com/office/word/2010/wordprocessingShape" mc:Ignorable="w14 wp14">
   <w:p>
-    <w:pPr>
-      <w:pStyle w:val="Header"/>
-    </w:pPr>
+    <w:r>
+      <w:rPr>
+        <w:rFonts w:ascii="Arial" w:hAnsi="Arial"/>
+        <w:b w:val="0"/>
+        <w:i w:val="0"/>
+        <w:color w:val="5E6670"/>
+        <w:sz w:val="15"/>
+      </w:rPr>
+      <w:t>Ondina Vasquell  |  MRN OV-3358104</w:t>
+    </w:r>
   </w:p>
 </w:hdr>
 </file>

--- a/worlds/ondina-vasquell/phase-3-build-task-artifacts/world-files/admission_hp_05162026.docx
+++ b/worlds/ondina-vasquell/phase-3-build-task-artifacts/world-files/admission_hp_05162026.docx
@@ -300,7 +300,7 @@
           <w:color w:val="5E6670"/>
           <w:sz w:val="16"/>
         </w:rPr>
-        <w:t>Author: Tobias Renquist, MD (PGY-2) | Cosign: Marisol Everet, MD | Service: Hospital Medicine | Date of Service: 05/16/2026 1130 | Status: Signed</w:t>
+        <w:t>Author: Tobias Renquist, MD (PGY-2) | Cosign: Lillian Everet, MD | Service: Hospital Medicine | Date of Service: 05/16/2026 1130 | Status: Signed</w:t>
       </w:r>
     </w:p>
     <w:p>
@@ -472,7 +472,7 @@
           <w:color w:val="232830"/>
           <w:sz w:val="18"/>
         </w:rPr>
-        <w:t>Marisol Everet, MD</w:t>
+        <w:t>Lillian Everet, MD</w:t>
       </w:r>
     </w:p>
     <w:p>
@@ -2749,7 +2749,7 @@
           <w:color w:val="5E6670"/>
           <w:sz w:val="18"/>
         </w:rPr>
-        <w:t>Electronically signed by Tobias Renquist, MD (PGY-2) on 05/16/2026 1205; cosigned by Marisol Everet, MD on 05/16/2026 1320</w:t>
+        <w:t>Electronically signed by Tobias Renquist, MD (PGY-2) on 05/16/2026 1205; cosigned by Lillian Everet, MD on 05/16/2026 1320</w:t>
       </w:r>
     </w:p>
     <w:sectPr>
